--- a/RASD/requirements.docx
+++ b/RASD/requirements.docx
@@ -2973,7 +2973,19 @@
         <w:rPr>
           <w:lang w:val="en-US"/>
         </w:rPr>
-        <w:t xml:space="preserve"> internships similar (i.e. associated [R42]) to </w:t>
+        <w:t xml:space="preserve"> internships similar (i.e. associated [R</w:t>
+      </w:r>
+      <w:r>
+        <w:rPr>
+          <w:lang w:val="en-US"/>
+        </w:rPr>
+        <w:t>58</w:t>
+      </w:r>
+      <w:r>
+        <w:rPr>
+          <w:lang w:val="en-US"/>
+        </w:rPr>
+        <w:t xml:space="preserve">]) to </w:t>
       </w:r>
       <w:r>
         <w:rPr>
@@ -2997,7 +3009,19 @@
         <w:rPr>
           <w:lang w:val="en-US"/>
         </w:rPr>
-        <w:t>matching with similar (i.e. associated [R41]) students was positively evaluated.</w:t>
+        <w:t>matching with similar (i.e. associated [R</w:t>
+      </w:r>
+      <w:r>
+        <w:rPr>
+          <w:lang w:val="en-US"/>
+        </w:rPr>
+        <w:t>57</w:t>
+      </w:r>
+      <w:r>
+        <w:rPr>
+          <w:lang w:val="en-US"/>
+        </w:rPr>
+        <w:t>]) students was positively evaluated.</w:t>
       </w:r>
     </w:p>
     <w:p>
@@ -3022,7 +3046,19 @@
         <w:rPr>
           <w:lang w:val="en-US"/>
         </w:rPr>
-        <w:t xml:space="preserve">] For each internship, the system should be able to recommend to the corresponding company students’ CVs similar (i.e. associated [R41]) to </w:t>
+        <w:t>] For each internship, the system should be able to recommend to the corresponding company students’ CVs similar (i.e. associated [R</w:t>
+      </w:r>
+      <w:r>
+        <w:rPr>
+          <w:lang w:val="en-US"/>
+        </w:rPr>
+        <w:t>57</w:t>
+      </w:r>
+      <w:r>
+        <w:rPr>
+          <w:lang w:val="en-US"/>
+        </w:rPr>
+        <w:t xml:space="preserve">]) to </w:t>
       </w:r>
       <w:r>
         <w:rPr>
@@ -3052,7 +3088,19 @@
         <w:rPr>
           <w:lang w:val="en-US"/>
         </w:rPr>
-        <w:t>R42]) internships was positively evaluated.</w:t>
+        <w:t>R</w:t>
+      </w:r>
+      <w:r>
+        <w:rPr>
+          <w:lang w:val="en-US"/>
+        </w:rPr>
+        <w:t>58</w:t>
+      </w:r>
+      <w:r>
+        <w:rPr>
+          <w:lang w:val="en-US"/>
+        </w:rPr>
+        <w:t>]) internships was positively evaluated.</w:t>
       </w:r>
       <w:r>
         <w:rPr>

--- a/RASD/requirements.docx
+++ b/RASD/requirements.docx
@@ -170,7 +170,21 @@
         <w:rPr>
           <w:lang w:val="en-US"/>
         </w:rPr>
-        <w:t xml:space="preserve">] The system should allow all logged in users to log out </w:t>
+        <w:t xml:space="preserve">] The system should allow all logged in users to </w:t>
+      </w:r>
+      <w:r>
+        <w:rPr>
+          <w:b/>
+          <w:bCs/>
+          <w:lang w:val="en-US"/>
+        </w:rPr>
+        <w:t>log out</w:t>
+      </w:r>
+      <w:r>
+        <w:rPr>
+          <w:lang w:val="en-US"/>
+        </w:rPr>
+        <w:t xml:space="preserve"> </w:t>
       </w:r>
       <w:r>
         <w:rPr>
@@ -748,23 +762,31 @@
     <w:p>
       <w:pPr>
         <w:rPr>
-          <w:lang w:val="en-US"/>
-        </w:rPr>
-      </w:pPr>
-      <w:r>
-        <w:rPr>
+          <w:sz w:val="16"/>
+          <w:szCs w:val="16"/>
+          <w:lang w:val="en-US"/>
+        </w:rPr>
+      </w:pPr>
+      <w:r>
+        <w:rPr>
+          <w:sz w:val="16"/>
+          <w:szCs w:val="16"/>
           <w:lang w:val="en-US"/>
         </w:rPr>
         <w:t>[R1</w:t>
       </w:r>
       <w:r>
         <w:rPr>
+          <w:sz w:val="16"/>
+          <w:szCs w:val="16"/>
           <w:lang w:val="en-US"/>
         </w:rPr>
         <w:t>4</w:t>
       </w:r>
       <w:r>
         <w:rPr>
+          <w:sz w:val="16"/>
+          <w:szCs w:val="16"/>
           <w:lang w:val="en-US"/>
         </w:rPr>
         <w:t xml:space="preserve">] The system should allow students to </w:t>
@@ -773,6 +795,8 @@
         <w:rPr>
           <w:b/>
           <w:bCs/>
+          <w:sz w:val="16"/>
+          <w:szCs w:val="16"/>
           <w:lang w:val="en-US"/>
         </w:rPr>
         <w:t>see internships they selected</w:t>
@@ -781,24 +805,32 @@
         <w:rPr>
           <w:b/>
           <w:bCs/>
+          <w:sz w:val="16"/>
+          <w:szCs w:val="16"/>
           <w:lang w:val="en-US"/>
         </w:rPr>
         <w:t xml:space="preserve"> </w:t>
       </w:r>
       <w:r>
         <w:rPr>
+          <w:sz w:val="16"/>
+          <w:szCs w:val="16"/>
           <w:lang w:val="en-US"/>
         </w:rPr>
         <w:t>(and related document)</w:t>
       </w:r>
       <w:r>
         <w:rPr>
+          <w:sz w:val="16"/>
+          <w:szCs w:val="16"/>
           <w:lang w:val="en-US"/>
         </w:rPr>
         <w:t xml:space="preserve"> yet to be accepted by the corresponding company</w:t>
       </w:r>
       <w:r>
         <w:rPr>
+          <w:sz w:val="16"/>
+          <w:szCs w:val="16"/>
           <w:lang w:val="en-US"/>
         </w:rPr>
         <w:t xml:space="preserve"> (i.e. ongoing matching process).</w:t>
@@ -807,23 +839,31 @@
     <w:p>
       <w:pPr>
         <w:rPr>
-          <w:lang w:val="en-US"/>
-        </w:rPr>
-      </w:pPr>
-      <w:r>
-        <w:rPr>
+          <w:sz w:val="16"/>
+          <w:szCs w:val="16"/>
+          <w:lang w:val="en-US"/>
+        </w:rPr>
+      </w:pPr>
+      <w:r>
+        <w:rPr>
+          <w:sz w:val="16"/>
+          <w:szCs w:val="16"/>
           <w:lang w:val="en-US"/>
         </w:rPr>
         <w:t>[R1</w:t>
       </w:r>
       <w:r>
         <w:rPr>
+          <w:sz w:val="16"/>
+          <w:szCs w:val="16"/>
           <w:lang w:val="en-US"/>
         </w:rPr>
         <w:t>5</w:t>
       </w:r>
       <w:r>
         <w:rPr>
+          <w:sz w:val="16"/>
+          <w:szCs w:val="16"/>
           <w:lang w:val="en-US"/>
         </w:rPr>
         <w:t xml:space="preserve">] The system should allow </w:t>
@@ -832,6 +872,8 @@
         <w:rPr>
           <w:b/>
           <w:bCs/>
+          <w:sz w:val="16"/>
+          <w:szCs w:val="16"/>
           <w:lang w:val="en-US"/>
         </w:rPr>
         <w:t xml:space="preserve">students to </w:t>
@@ -840,6 +882,8 @@
         <w:rPr>
           <w:b/>
           <w:bCs/>
+          <w:sz w:val="16"/>
+          <w:szCs w:val="16"/>
           <w:lang w:val="en-US"/>
         </w:rPr>
         <w:t>see their matching internships</w:t>
@@ -848,18 +892,24 @@
         <w:rPr>
           <w:b/>
           <w:bCs/>
+          <w:sz w:val="16"/>
+          <w:szCs w:val="16"/>
           <w:lang w:val="en-US"/>
         </w:rPr>
         <w:t xml:space="preserve"> </w:t>
       </w:r>
       <w:r>
         <w:rPr>
+          <w:sz w:val="16"/>
+          <w:szCs w:val="16"/>
           <w:lang w:val="en-US"/>
         </w:rPr>
         <w:t>(and related document)</w:t>
       </w:r>
       <w:r>
         <w:rPr>
+          <w:sz w:val="16"/>
+          <w:szCs w:val="16"/>
           <w:lang w:val="en-US"/>
         </w:rPr>
         <w:t xml:space="preserve"> (i.e. completed matching process).</w:t>
@@ -881,13 +931,27 @@
         <w:rPr>
           <w:lang w:val="en-US"/>
         </w:rPr>
-        <w:t>16</w:t>
-      </w:r>
-      <w:r>
-        <w:rPr>
-          <w:lang w:val="en-US"/>
-        </w:rPr>
-        <w:t>] The system should notify students whenever an interview for one of their matching internships has been programmed by a company.</w:t>
+        <w:t>14</w:t>
+      </w:r>
+      <w:r>
+        <w:rPr>
+          <w:lang w:val="en-US"/>
+        </w:rPr>
+        <w:t xml:space="preserve">] The system should </w:t>
+      </w:r>
+      <w:r>
+        <w:rPr>
+          <w:b/>
+          <w:bCs/>
+          <w:lang w:val="en-US"/>
+        </w:rPr>
+        <w:t>notify students whenever an interview</w:t>
+      </w:r>
+      <w:r>
+        <w:rPr>
+          <w:lang w:val="en-US"/>
+        </w:rPr>
+        <w:t xml:space="preserve"> for one of their matching internships has been programmed by a company.</w:t>
       </w:r>
     </w:p>
     <w:p>
@@ -906,13 +970,33 @@
         <w:rPr>
           <w:lang w:val="en-US"/>
         </w:rPr>
-        <w:t>17</w:t>
-      </w:r>
-      <w:r>
-        <w:rPr>
-          <w:lang w:val="en-US"/>
-        </w:rPr>
-        <w:t>] The system should allow students to see their programmed interviews on a calendar.</w:t>
+        <w:t>1</w:t>
+      </w:r>
+      <w:r>
+        <w:rPr>
+          <w:lang w:val="en-US"/>
+        </w:rPr>
+        <w:t>5</w:t>
+      </w:r>
+      <w:r>
+        <w:rPr>
+          <w:lang w:val="en-US"/>
+        </w:rPr>
+        <w:t xml:space="preserve">] The system should allow </w:t>
+      </w:r>
+      <w:r>
+        <w:rPr>
+          <w:b/>
+          <w:bCs/>
+          <w:lang w:val="en-US"/>
+        </w:rPr>
+        <w:t>students to see their programmed interviews</w:t>
+      </w:r>
+      <w:r>
+        <w:rPr>
+          <w:lang w:val="en-US"/>
+        </w:rPr>
+        <w:t xml:space="preserve"> on a calendar.</w:t>
       </w:r>
     </w:p>
     <w:p>
@@ -931,13 +1015,125 @@
         <w:rPr>
           <w:lang w:val="en-US"/>
         </w:rPr>
+        <w:t>1</w:t>
+      </w:r>
+      <w:r>
+        <w:rPr>
+          <w:lang w:val="en-US"/>
+        </w:rPr>
+        <w:t>6</w:t>
+      </w:r>
+      <w:r>
+        <w:rPr>
+          <w:lang w:val="en-US"/>
+        </w:rPr>
+        <w:t xml:space="preserve">] The system should </w:t>
+      </w:r>
+      <w:r>
+        <w:rPr>
+          <w:b/>
+          <w:bCs/>
+          <w:lang w:val="en-US"/>
+        </w:rPr>
+        <w:t>notify students whenever a questionnaire</w:t>
+      </w:r>
+      <w:r>
+        <w:rPr>
+          <w:lang w:val="en-US"/>
+        </w:rPr>
+        <w:t xml:space="preserve"> for one of their matching internships has been uploaded by a company.</w:t>
+      </w:r>
+    </w:p>
+    <w:p>
+      <w:pPr>
+        <w:rPr>
+          <w:lang w:val="en-US"/>
+        </w:rPr>
+      </w:pPr>
+      <w:r>
+        <w:rPr>
+          <w:lang w:val="en-US"/>
+        </w:rPr>
+        <w:t>[R</w:t>
+      </w:r>
+      <w:r>
+        <w:rPr>
+          <w:lang w:val="en-US"/>
+        </w:rPr>
+        <w:t>1</w:t>
+      </w:r>
+      <w:r>
+        <w:rPr>
+          <w:lang w:val="en-US"/>
+        </w:rPr>
+        <w:t>7</w:t>
+      </w:r>
+      <w:r>
+        <w:rPr>
+          <w:lang w:val="en-US"/>
+        </w:rPr>
+        <w:t xml:space="preserve">] The system should allow students to </w:t>
+      </w:r>
+      <w:r>
+        <w:rPr>
+          <w:b/>
+          <w:bCs/>
+          <w:lang w:val="en-US"/>
+        </w:rPr>
+        <w:t>fill out available questionnaires</w:t>
+      </w:r>
+      <w:r>
+        <w:rPr>
+          <w:lang w:val="en-US"/>
+        </w:rPr>
+        <w:t xml:space="preserve"> for their matching internships.</w:t>
+      </w:r>
+    </w:p>
+    <w:p>
+      <w:pPr>
+        <w:rPr>
+          <w:lang w:val="en-US"/>
+        </w:rPr>
+      </w:pPr>
+      <w:r>
+        <w:rPr>
+          <w:lang w:val="en-US"/>
+        </w:rPr>
+        <w:t>[R</w:t>
+      </w:r>
+      <w:r>
+        <w:rPr>
+          <w:lang w:val="en-US"/>
+        </w:rPr>
         <w:t>18</w:t>
       </w:r>
       <w:r>
         <w:rPr>
           <w:lang w:val="en-US"/>
         </w:rPr>
-        <w:t>] The system should notify students whenever a questionnaire for one of their matching internships has been uploaded by a company.</w:t>
+        <w:t xml:space="preserve">] The system should </w:t>
+      </w:r>
+      <w:r>
+        <w:rPr>
+          <w:b/>
+          <w:bCs/>
+          <w:lang w:val="en-US"/>
+        </w:rPr>
+        <w:t xml:space="preserve">notify students when they are </w:t>
+      </w:r>
+      <w:r>
+        <w:rPr>
+          <w:b/>
+          <w:bCs/>
+          <w:lang w:val="en-US"/>
+        </w:rPr>
+        <w:t>admitted</w:t>
+      </w:r>
+      <w:r>
+        <w:rPr>
+          <w:lang w:val="en-US"/>
+        </w:rPr>
+        <w:t xml:space="preserve"> to a matching internship after their interview with the company.</w:t>
       </w:r>
     </w:p>
     <w:p>
@@ -962,32 +1158,72 @@
         <w:rPr>
           <w:lang w:val="en-US"/>
         </w:rPr>
-        <w:t>] The system should allow students to fill out available questionnaires for their matching internships.</w:t>
-      </w:r>
-    </w:p>
-    <w:p>
-      <w:pPr>
-        <w:rPr>
-          <w:lang w:val="en-US"/>
-        </w:rPr>
-      </w:pPr>
-      <w:r>
-        <w:rPr>
+        <w:t xml:space="preserve">] The system </w:t>
+      </w:r>
+      <w:r>
+        <w:rPr>
+          <w:b/>
+          <w:bCs/>
+          <w:lang w:val="en-US"/>
+        </w:rPr>
+        <w:t>should notify students when they are rejected</w:t>
+      </w:r>
+      <w:r>
+        <w:rPr>
+          <w:lang w:val="en-US"/>
+        </w:rPr>
+        <w:t xml:space="preserve"> for a matching internship after their interview with the company.</w:t>
+      </w:r>
+    </w:p>
+    <w:p>
+      <w:pPr>
+        <w:rPr>
+          <w:sz w:val="16"/>
+          <w:szCs w:val="16"/>
+          <w:lang w:val="en-US"/>
+        </w:rPr>
+      </w:pPr>
+      <w:r>
+        <w:rPr>
+          <w:sz w:val="16"/>
+          <w:szCs w:val="16"/>
           <w:lang w:val="en-US"/>
         </w:rPr>
         <w:t>[R</w:t>
       </w:r>
       <w:r>
         <w:rPr>
-          <w:lang w:val="en-US"/>
-        </w:rPr>
-        <w:t>20</w:t>
-      </w:r>
-      <w:r>
-        <w:rPr>
-          <w:lang w:val="en-US"/>
-        </w:rPr>
-        <w:t>] The system should notify students when they are selected to start a matching internship after their interview with the company.</w:t>
+          <w:sz w:val="16"/>
+          <w:szCs w:val="16"/>
+          <w:lang w:val="en-US"/>
+        </w:rPr>
+        <w:t>22</w:t>
+      </w:r>
+      <w:r>
+        <w:rPr>
+          <w:sz w:val="16"/>
+          <w:szCs w:val="16"/>
+          <w:lang w:val="en-US"/>
+        </w:rPr>
+        <w:t xml:space="preserve">] The system should allow </w:t>
+      </w:r>
+      <w:r>
+        <w:rPr>
+          <w:b/>
+          <w:bCs/>
+          <w:sz w:val="16"/>
+          <w:szCs w:val="16"/>
+          <w:lang w:val="en-US"/>
+        </w:rPr>
+        <w:t>students to see their active internships</w:t>
+      </w:r>
+      <w:r>
+        <w:rPr>
+          <w:sz w:val="16"/>
+          <w:szCs w:val="16"/>
+          <w:lang w:val="en-US"/>
+        </w:rPr>
+        <w:t xml:space="preserve"> (i.e. ongoing ones) and related information.</w:t>
       </w:r>
     </w:p>
     <w:p>
@@ -1006,13 +1242,51 @@
         <w:rPr>
           <w:lang w:val="en-US"/>
         </w:rPr>
-        <w:t>21</w:t>
-      </w:r>
-      <w:r>
-        <w:rPr>
-          <w:lang w:val="en-US"/>
-        </w:rPr>
-        <w:t>] The system should notify students when they are rejected for a matching internship after their interview with the company.</w:t>
+        <w:t>2</w:t>
+      </w:r>
+      <w:r>
+        <w:rPr>
+          <w:lang w:val="en-US"/>
+        </w:rPr>
+        <w:t>0</w:t>
+      </w:r>
+      <w:r>
+        <w:rPr>
+          <w:lang w:val="en-US"/>
+        </w:rPr>
+        <w:t xml:space="preserve">] The system should allow </w:t>
+      </w:r>
+      <w:r>
+        <w:rPr>
+          <w:b/>
+          <w:bCs/>
+          <w:lang w:val="en-US"/>
+        </w:rPr>
+        <w:t xml:space="preserve">students to provide information </w:t>
+      </w:r>
+      <w:r>
+        <w:rPr>
+          <w:lang w:val="en-US"/>
+        </w:rPr>
+        <w:t xml:space="preserve">to the other party </w:t>
+      </w:r>
+      <w:r>
+        <w:rPr>
+          <w:lang w:val="en-US"/>
+        </w:rPr>
+        <w:t xml:space="preserve">about their active internships (such as complaints, problems or </w:t>
+      </w:r>
+      <w:r>
+        <w:rPr>
+          <w:lang w:val="en-US"/>
+        </w:rPr>
+        <w:t>feedback</w:t>
+      </w:r>
+      <w:r>
+        <w:rPr>
+          <w:lang w:val="en-US"/>
+        </w:rPr>
+        <w:t>).</w:t>
       </w:r>
     </w:p>
     <w:p>
@@ -1031,13 +1305,39 @@
         <w:rPr>
           <w:lang w:val="en-US"/>
         </w:rPr>
-        <w:t>22</w:t>
-      </w:r>
-      <w:r>
-        <w:rPr>
-          <w:lang w:val="en-US"/>
-        </w:rPr>
-        <w:t>] The system should allow students to see their active internships (i.e. ongoing ones) and related information.</w:t>
+        <w:t>2</w:t>
+      </w:r>
+      <w:r>
+        <w:rPr>
+          <w:lang w:val="en-US"/>
+        </w:rPr>
+        <w:t>1</w:t>
+      </w:r>
+      <w:r>
+        <w:rPr>
+          <w:lang w:val="en-US"/>
+        </w:rPr>
+        <w:t xml:space="preserve">] The system should </w:t>
+      </w:r>
+      <w:r>
+        <w:rPr>
+          <w:b/>
+          <w:bCs/>
+          <w:lang w:val="en-US"/>
+        </w:rPr>
+        <w:t>allow students to see information</w:t>
+      </w:r>
+      <w:r>
+        <w:rPr>
+          <w:lang w:val="en-US"/>
+        </w:rPr>
+        <w:t xml:space="preserve"> (such as complaints, problems or feedback)</w:t>
+      </w:r>
+      <w:r>
+        <w:rPr>
+          <w:lang w:val="en-US"/>
+        </w:rPr>
+        <w:t xml:space="preserve"> provided by the corresponding company for each of their active internships.</w:t>
       </w:r>
     </w:p>
     <w:p>
@@ -1056,25 +1356,61 @@
         <w:rPr>
           <w:lang w:val="en-US"/>
         </w:rPr>
-        <w:t>23</w:t>
-      </w:r>
-      <w:r>
-        <w:rPr>
-          <w:lang w:val="en-US"/>
-        </w:rPr>
-        <w:t xml:space="preserve">] The system should allow students to provide information about their active internships (such as complaints, problems or </w:t>
-      </w:r>
-      <w:r>
-        <w:rPr>
-          <w:lang w:val="en-US"/>
-        </w:rPr>
-        <w:t>feedback</w:t>
-      </w:r>
-      <w:r>
-        <w:rPr>
-          <w:lang w:val="en-US"/>
-        </w:rPr>
-        <w:t>).</w:t>
+        <w:t>2</w:t>
+      </w:r>
+      <w:r>
+        <w:rPr>
+          <w:lang w:val="en-US"/>
+        </w:rPr>
+        <w:t>2</w:t>
+      </w:r>
+      <w:r>
+        <w:rPr>
+          <w:lang w:val="en-US"/>
+        </w:rPr>
+        <w:t xml:space="preserve">] The system should </w:t>
+      </w:r>
+      <w:r>
+        <w:rPr>
+          <w:b/>
+          <w:bCs/>
+          <w:lang w:val="en-US"/>
+        </w:rPr>
+        <w:t xml:space="preserve">notify </w:t>
+      </w:r>
+      <w:r>
+        <w:rPr>
+          <w:b/>
+          <w:bCs/>
+          <w:lang w:val="en-US"/>
+        </w:rPr>
+        <w:t>students</w:t>
+      </w:r>
+      <w:r>
+        <w:rPr>
+          <w:b/>
+          <w:bCs/>
+          <w:lang w:val="en-US"/>
+        </w:rPr>
+        <w:t xml:space="preserve"> whenever a satisfaction questionnaire</w:t>
+      </w:r>
+      <w:r>
+        <w:rPr>
+          <w:lang w:val="en-US"/>
+        </w:rPr>
+        <w:t xml:space="preserve"> regarding an </w:t>
+      </w:r>
+      <w:r>
+        <w:rPr>
+          <w:lang w:val="en-US"/>
+        </w:rPr>
+        <w:t xml:space="preserve">active </w:t>
+      </w:r>
+      <w:r>
+        <w:rPr>
+          <w:lang w:val="en-US"/>
+        </w:rPr>
+        <w:t>internship or a matching process is available.</w:t>
       </w:r>
     </w:p>
     <w:p>
@@ -1093,130 +1429,78 @@
         <w:rPr>
           <w:lang w:val="en-US"/>
         </w:rPr>
-        <w:t>24</w:t>
-      </w:r>
-      <w:r>
-        <w:rPr>
-          <w:lang w:val="en-US"/>
-        </w:rPr>
-        <w:t>] The system should allow students to see information</w:t>
-      </w:r>
-      <w:r>
-        <w:rPr>
-          <w:lang w:val="en-US"/>
-        </w:rPr>
-        <w:t xml:space="preserve"> (such as complaints, problems or feedback)</w:t>
-      </w:r>
-      <w:r>
-        <w:rPr>
-          <w:lang w:val="en-US"/>
-        </w:rPr>
-        <w:t xml:space="preserve"> provided by the corresponding company for each of their active internships.</w:t>
-      </w:r>
-    </w:p>
-    <w:p>
-      <w:pPr>
-        <w:rPr>
-          <w:lang w:val="en-US"/>
-        </w:rPr>
-      </w:pPr>
-      <w:r>
-        <w:rPr>
-          <w:lang w:val="en-US"/>
-        </w:rPr>
-        <w:t>[R</w:t>
-      </w:r>
-      <w:r>
-        <w:rPr>
-          <w:lang w:val="en-US"/>
-        </w:rPr>
-        <w:t>25</w:t>
-      </w:r>
-      <w:r>
-        <w:rPr>
-          <w:lang w:val="en-US"/>
-        </w:rPr>
-        <w:t xml:space="preserve">] The system should notify </w:t>
-      </w:r>
-      <w:r>
-        <w:rPr>
+        <w:t>2</w:t>
+      </w:r>
+      <w:r>
+        <w:rPr>
+          <w:lang w:val="en-US"/>
+        </w:rPr>
+        <w:t>3</w:t>
+      </w:r>
+      <w:r>
+        <w:rPr>
+          <w:lang w:val="en-US"/>
+        </w:rPr>
+        <w:t xml:space="preserve">] The system should allow </w:t>
+      </w:r>
+      <w:r>
+        <w:rPr>
+          <w:b/>
+          <w:bCs/>
           <w:lang w:val="en-US"/>
         </w:rPr>
         <w:t>students</w:t>
       </w:r>
       <w:r>
         <w:rPr>
-          <w:lang w:val="en-US"/>
-        </w:rPr>
-        <w:t xml:space="preserve"> whenever a satisfaction questionnaire regarding an </w:t>
-      </w:r>
-      <w:r>
-        <w:rPr>
-          <w:lang w:val="en-US"/>
-        </w:rPr>
-        <w:t xml:space="preserve">active </w:t>
-      </w:r>
-      <w:r>
-        <w:rPr>
-          <w:lang w:val="en-US"/>
-        </w:rPr>
-        <w:t>internship or a matching process is available.</w:t>
-      </w:r>
-    </w:p>
-    <w:p>
-      <w:pPr>
-        <w:rPr>
-          <w:lang w:val="en-US"/>
-        </w:rPr>
-      </w:pPr>
-      <w:r>
-        <w:rPr>
-          <w:lang w:val="en-US"/>
-        </w:rPr>
-        <w:t>[R</w:t>
-      </w:r>
-      <w:r>
-        <w:rPr>
-          <w:lang w:val="en-US"/>
-        </w:rPr>
-        <w:t>26</w:t>
-      </w:r>
-      <w:r>
-        <w:rPr>
-          <w:lang w:val="en-US"/>
-        </w:rPr>
-        <w:t xml:space="preserve">] The system should allow </w:t>
-      </w:r>
-      <w:r>
-        <w:rPr>
-          <w:lang w:val="en-US"/>
-        </w:rPr>
-        <w:t>students</w:t>
-      </w:r>
-      <w:r>
-        <w:rPr>
-          <w:lang w:val="en-US"/>
-        </w:rPr>
-        <w:t xml:space="preserve"> to fill out available satisfaction questionnaires.</w:t>
-      </w:r>
-    </w:p>
-    <w:p>
-      <w:pPr>
-        <w:rPr>
-          <w:lang w:val="en-US"/>
-        </w:rPr>
-      </w:pPr>
-    </w:p>
-    <w:p>
-      <w:pPr>
-        <w:rPr>
-          <w:lang w:val="en-US"/>
-        </w:rPr>
-      </w:pPr>
-    </w:p>
-    <w:p>
-      <w:pPr>
-        <w:rPr>
+          <w:b/>
+          <w:bCs/>
+          <w:lang w:val="en-US"/>
+        </w:rPr>
+        <w:t xml:space="preserve"> to fill out available satisfaction questionnaires</w:t>
+      </w:r>
+      <w:r>
+        <w:rPr>
+          <w:lang w:val="en-US"/>
+        </w:rPr>
+        <w:t>.</w:t>
+      </w:r>
+    </w:p>
+    <w:p>
+      <w:pPr>
+        <w:rPr>
+          <w:lang w:val="en-US"/>
+        </w:rPr>
+      </w:pPr>
+    </w:p>
+    <w:p>
+      <w:pPr>
+        <w:rPr>
+          <w:lang w:val="en-US"/>
+        </w:rPr>
+      </w:pPr>
+    </w:p>
+    <w:p>
+      <w:pPr>
+        <w:rPr>
+          <w:lang w:val="en-US"/>
+        </w:rPr>
+      </w:pPr>
+    </w:p>
+    <w:p>
+      <w:pPr>
+        <w:rPr>
+          <w:b/>
+          <w:bCs/>
+          <w:lang w:val="en-US"/>
+        </w:rPr>
+      </w:pPr>
+    </w:p>
+    <w:p>
+      <w:pPr>
+        <w:rPr>
+          <w:b/>
+          <w:bCs/>
           <w:lang w:val="en-US"/>
         </w:rPr>
       </w:pPr>
@@ -1263,53 +1547,353 @@
         <w:rPr>
           <w:lang w:val="en-US"/>
         </w:rPr>
+        <w:t>2</w:t>
+      </w:r>
+      <w:r>
+        <w:rPr>
+          <w:lang w:val="en-US"/>
+        </w:rPr>
+        <w:t>4</w:t>
+      </w:r>
+      <w:r>
+        <w:rPr>
+          <w:lang w:val="en-US"/>
+        </w:rPr>
+        <w:t xml:space="preserve">] The system should allow companies to </w:t>
+      </w:r>
+      <w:r>
+        <w:rPr>
+          <w:b/>
+          <w:bCs/>
+          <w:lang w:val="en-US"/>
+        </w:rPr>
+        <w:t>publish their intern</w:t>
+      </w:r>
+      <w:r>
+        <w:rPr>
+          <w:b/>
+          <w:bCs/>
+          <w:lang w:val="en-US"/>
+        </w:rPr>
+        <w:t>ships</w:t>
+      </w:r>
+      <w:r>
+        <w:rPr>
+          <w:lang w:val="en-US"/>
+        </w:rPr>
+        <w:t xml:space="preserve"> on the platform by providing </w:t>
+      </w:r>
+      <w:r>
+        <w:rPr>
+          <w:lang w:val="en-US"/>
+        </w:rPr>
+        <w:t xml:space="preserve">a document containing </w:t>
+      </w:r>
+      <w:r>
+        <w:rPr>
+          <w:lang w:val="en-US"/>
+        </w:rPr>
+        <w:t>information about projects and terms</w:t>
+      </w:r>
+      <w:r>
+        <w:rPr>
+          <w:lang w:val="en-US"/>
+        </w:rPr>
+        <w:t xml:space="preserve"> of the internship.</w:t>
+      </w:r>
+    </w:p>
+    <w:p>
+      <w:pPr>
+        <w:rPr>
+          <w:lang w:val="en-US"/>
+        </w:rPr>
+      </w:pPr>
+      <w:r>
+        <w:rPr>
+          <w:lang w:val="en-US"/>
+        </w:rPr>
+        <w:t>[R</w:t>
+      </w:r>
+      <w:r>
+        <w:rPr>
+          <w:lang w:val="en-US"/>
+        </w:rPr>
+        <w:t>2</w:t>
+      </w:r>
+      <w:r>
+        <w:rPr>
+          <w:lang w:val="en-US"/>
+        </w:rPr>
+        <w:t>5</w:t>
+      </w:r>
+      <w:r>
+        <w:rPr>
+          <w:lang w:val="en-US"/>
+        </w:rPr>
+        <w:t xml:space="preserve">] The system should allow companies to </w:t>
+      </w:r>
+      <w:r>
+        <w:rPr>
+          <w:b/>
+          <w:bCs/>
+          <w:lang w:val="en-US"/>
+        </w:rPr>
+        <w:t xml:space="preserve">remove </w:t>
+      </w:r>
+      <w:r>
+        <w:rPr>
+          <w:b/>
+          <w:bCs/>
+          <w:lang w:val="en-US"/>
+        </w:rPr>
+        <w:t>previously published</w:t>
+      </w:r>
+      <w:r>
+        <w:rPr>
+          <w:b/>
+          <w:bCs/>
+          <w:lang w:val="en-US"/>
+        </w:rPr>
+        <w:t xml:space="preserve"> internships</w:t>
+      </w:r>
+      <w:r>
+        <w:rPr>
+          <w:lang w:val="en-US"/>
+        </w:rPr>
+        <w:t xml:space="preserve"> from the platform.</w:t>
+      </w:r>
+      <w:r>
+        <w:rPr>
+          <w:lang w:val="en-US"/>
+        </w:rPr>
+        <w:t xml:space="preserve"> [NOTE: modification combining R14 and R15]</w:t>
+      </w:r>
+    </w:p>
+    <w:p>
+      <w:pPr>
+        <w:rPr>
+          <w:sz w:val="16"/>
+          <w:szCs w:val="16"/>
+          <w:lang w:val="en-US"/>
+        </w:rPr>
+      </w:pPr>
+      <w:r>
+        <w:rPr>
+          <w:sz w:val="16"/>
+          <w:szCs w:val="16"/>
+          <w:lang w:val="en-US"/>
+        </w:rPr>
+        <w:t>[R</w:t>
+      </w:r>
+      <w:r>
+        <w:rPr>
+          <w:sz w:val="16"/>
+          <w:szCs w:val="16"/>
+          <w:lang w:val="en-US"/>
+        </w:rPr>
+        <w:t>29</w:t>
+      </w:r>
+      <w:r>
+        <w:rPr>
+          <w:sz w:val="16"/>
+          <w:szCs w:val="16"/>
+          <w:lang w:val="en-US"/>
+        </w:rPr>
+        <w:t xml:space="preserve">] The system should allow companies to </w:t>
+      </w:r>
+      <w:r>
+        <w:rPr>
+          <w:b/>
+          <w:bCs/>
+          <w:sz w:val="16"/>
+          <w:szCs w:val="16"/>
+          <w:lang w:val="en-US"/>
+        </w:rPr>
+        <w:t>see their published internships</w:t>
+      </w:r>
+      <w:r>
+        <w:rPr>
+          <w:b/>
+          <w:bCs/>
+          <w:sz w:val="16"/>
+          <w:szCs w:val="16"/>
+          <w:lang w:val="en-US"/>
+        </w:rPr>
+        <w:t xml:space="preserve"> </w:t>
+      </w:r>
+      <w:r>
+        <w:rPr>
+          <w:sz w:val="16"/>
+          <w:szCs w:val="16"/>
+          <w:lang w:val="en-US"/>
+        </w:rPr>
+        <w:t>(and related document)</w:t>
+      </w:r>
+      <w:r>
+        <w:rPr>
+          <w:sz w:val="16"/>
+          <w:szCs w:val="16"/>
+          <w:lang w:val="en-US"/>
+        </w:rPr>
+        <w:t>.</w:t>
+      </w:r>
+    </w:p>
+    <w:p>
+      <w:pPr>
+        <w:rPr>
+          <w:lang w:val="en-US"/>
+        </w:rPr>
+      </w:pPr>
+      <w:r>
+        <w:rPr>
+          <w:lang w:val="en-US"/>
+        </w:rPr>
+        <w:t>[R</w:t>
+      </w:r>
+      <w:r>
+        <w:rPr>
+          <w:lang w:val="en-US"/>
+        </w:rPr>
+        <w:t>26</w:t>
+      </w:r>
+      <w:r>
+        <w:rPr>
+          <w:lang w:val="en-US"/>
+        </w:rPr>
+        <w:t xml:space="preserve">] </w:t>
+      </w:r>
+      <w:r>
+        <w:rPr>
+          <w:lang w:val="en-US"/>
+        </w:rPr>
+        <w:t>For each of their internships, t</w:t>
+      </w:r>
+      <w:r>
+        <w:rPr>
+          <w:lang w:val="en-US"/>
+        </w:rPr>
+        <w:t xml:space="preserve">he system should allow companies to </w:t>
+      </w:r>
+      <w:r>
+        <w:rPr>
+          <w:b/>
+          <w:bCs/>
+          <w:lang w:val="en-US"/>
+        </w:rPr>
+        <w:t xml:space="preserve">look among </w:t>
+      </w:r>
+      <w:r>
+        <w:rPr>
+          <w:b/>
+          <w:bCs/>
+          <w:lang w:val="en-US"/>
+        </w:rPr>
+        <w:t>available students’ CVs</w:t>
+      </w:r>
+      <w:r>
+        <w:rPr>
+          <w:lang w:val="en-US"/>
+        </w:rPr>
+        <w:t xml:space="preserve"> </w:t>
+      </w:r>
+      <w:r>
+        <w:rPr>
+          <w:b/>
+          <w:bCs/>
+          <w:lang w:val="en-US"/>
+        </w:rPr>
+        <w:t>recommended</w:t>
+      </w:r>
+      <w:r>
+        <w:rPr>
+          <w:lang w:val="en-US"/>
+        </w:rPr>
+        <w:t xml:space="preserve"> by the platform</w:t>
+      </w:r>
+      <w:r>
+        <w:rPr>
+          <w:lang w:val="en-US"/>
+        </w:rPr>
+        <w:t>.</w:t>
+      </w:r>
+    </w:p>
+    <w:p>
+      <w:pPr>
+        <w:rPr>
+          <w:lang w:val="en-US"/>
+        </w:rPr>
+      </w:pPr>
+      <w:r>
+        <w:rPr>
+          <w:lang w:val="en-US"/>
+        </w:rPr>
+        <w:t>[R</w:t>
+      </w:r>
+      <w:r>
+        <w:rPr>
+          <w:lang w:val="en-US"/>
+        </w:rPr>
         <w:t>27</w:t>
       </w:r>
       <w:r>
         <w:rPr>
           <w:lang w:val="en-US"/>
         </w:rPr>
-        <w:t xml:space="preserve">] The system should allow companies to </w:t>
-      </w:r>
-      <w:r>
-        <w:rPr>
-          <w:b/>
-          <w:bCs/>
-          <w:lang w:val="en-US"/>
-        </w:rPr>
-        <w:t>publish their intern</w:t>
-      </w:r>
-      <w:r>
-        <w:rPr>
-          <w:b/>
-          <w:bCs/>
-          <w:lang w:val="en-US"/>
-        </w:rPr>
-        <w:t>ships</w:t>
-      </w:r>
-      <w:r>
-        <w:rPr>
-          <w:lang w:val="en-US"/>
-        </w:rPr>
-        <w:t xml:space="preserve"> on the platform by providing </w:t>
-      </w:r>
-      <w:r>
-        <w:rPr>
-          <w:lang w:val="en-US"/>
-        </w:rPr>
-        <w:t xml:space="preserve">a document containing </w:t>
-      </w:r>
-      <w:r>
-        <w:rPr>
-          <w:lang w:val="en-US"/>
-        </w:rPr>
-        <w:t>information about projects and terms</w:t>
-      </w:r>
-      <w:r>
-        <w:rPr>
-          <w:lang w:val="en-US"/>
-        </w:rPr>
-        <w:t xml:space="preserve"> of the internship.</w:t>
+        <w:t xml:space="preserve">] </w:t>
+      </w:r>
+      <w:r>
+        <w:rPr>
+          <w:lang w:val="en-US"/>
+        </w:rPr>
+        <w:t>For each of their internships, t</w:t>
+      </w:r>
+      <w:r>
+        <w:rPr>
+          <w:lang w:val="en-US"/>
+        </w:rPr>
+        <w:t xml:space="preserve">he system should allow companies to </w:t>
+      </w:r>
+      <w:r>
+        <w:rPr>
+          <w:b/>
+          <w:bCs/>
+          <w:lang w:val="en-US"/>
+        </w:rPr>
+        <w:t>select one or more CV</w:t>
+      </w:r>
+      <w:r>
+        <w:rPr>
+          <w:b/>
+          <w:bCs/>
+          <w:lang w:val="en-US"/>
+        </w:rPr>
+        <w:t>s</w:t>
+      </w:r>
+      <w:r>
+        <w:rPr>
+          <w:b/>
+          <w:bCs/>
+          <w:lang w:val="en-US"/>
+        </w:rPr>
+        <w:t xml:space="preserve"> </w:t>
+      </w:r>
+      <w:r>
+        <w:rPr>
+          <w:lang w:val="en-US"/>
+        </w:rPr>
+        <w:t>among the recommended ones (i.e. the company initiates the matching process</w:t>
+      </w:r>
+      <w:r>
+        <w:rPr>
+          <w:lang w:val="en-US"/>
+        </w:rPr>
+        <w:t xml:space="preserve"> showing interest for a CV</w:t>
+      </w:r>
+      <w:r>
+        <w:rPr>
+          <w:lang w:val="en-US"/>
+        </w:rPr>
+        <w:t>).</w:t>
       </w:r>
     </w:p>
     <w:p>
@@ -1334,43 +1918,33 @@
         <w:rPr>
           <w:lang w:val="en-US"/>
         </w:rPr>
-        <w:t xml:space="preserve">] The system should allow companies to </w:t>
-      </w:r>
-      <w:r>
-        <w:rPr>
-          <w:b/>
-          <w:bCs/>
-          <w:lang w:val="en-US"/>
-        </w:rPr>
-        <w:t xml:space="preserve">remove </w:t>
-      </w:r>
-      <w:r>
-        <w:rPr>
-          <w:b/>
-          <w:bCs/>
-          <w:lang w:val="en-US"/>
-        </w:rPr>
-        <w:t>previously published</w:t>
-      </w:r>
-      <w:r>
-        <w:rPr>
-          <w:b/>
-          <w:bCs/>
-          <w:lang w:val="en-US"/>
-        </w:rPr>
-        <w:t xml:space="preserve"> internships</w:t>
-      </w:r>
-      <w:r>
-        <w:rPr>
-          <w:lang w:val="en-US"/>
-        </w:rPr>
-        <w:t xml:space="preserve"> from the platform.</w:t>
-      </w:r>
-      <w:r>
-        <w:rPr>
-          <w:lang w:val="en-US"/>
-        </w:rPr>
-        <w:t xml:space="preserve"> [NOTE: modification combining R14 and R15]</w:t>
+        <w:t xml:space="preserve">] The system should </w:t>
+      </w:r>
+      <w:r>
+        <w:rPr>
+          <w:b/>
+          <w:bCs/>
+          <w:lang w:val="en-US"/>
+        </w:rPr>
+        <w:t>notify companies whenever a new recommended CV</w:t>
+      </w:r>
+      <w:r>
+        <w:rPr>
+          <w:lang w:val="en-US"/>
+        </w:rPr>
+        <w:t xml:space="preserve"> for </w:t>
+      </w:r>
+      <w:r>
+        <w:rPr>
+          <w:lang w:val="en-US"/>
+        </w:rPr>
+        <w:t>one of their internships</w:t>
+      </w:r>
+      <w:r>
+        <w:rPr>
+          <w:lang w:val="en-US"/>
+        </w:rPr>
+        <w:t xml:space="preserve"> has been uploaded by a student.</w:t>
       </w:r>
     </w:p>
     <w:p>
@@ -1395,479 +1969,243 @@
         <w:rPr>
           <w:lang w:val="en-US"/>
         </w:rPr>
-        <w:t xml:space="preserve">] The system should allow companies to </w:t>
-      </w:r>
-      <w:r>
-        <w:rPr>
-          <w:b/>
-          <w:bCs/>
-          <w:lang w:val="en-US"/>
-        </w:rPr>
-        <w:t>see their published internships</w:t>
-      </w:r>
-      <w:r>
-        <w:rPr>
-          <w:b/>
-          <w:bCs/>
+        <w:t xml:space="preserve">] The system should </w:t>
+      </w:r>
+      <w:r>
+        <w:rPr>
+          <w:b/>
+          <w:bCs/>
+          <w:lang w:val="en-US"/>
+        </w:rPr>
+        <w:t>notify companies whenever a student</w:t>
+      </w:r>
+      <w:r>
+        <w:rPr>
+          <w:lang w:val="en-US"/>
+        </w:rPr>
+        <w:t xml:space="preserve">, whose CV has been selected by that company for a specific internship (i.e. the company </w:t>
+      </w:r>
+      <w:r>
+        <w:rPr>
+          <w:lang w:val="en-US"/>
+        </w:rPr>
+        <w:t xml:space="preserve">initiated the matching process), </w:t>
+      </w:r>
+      <w:r>
+        <w:rPr>
+          <w:b/>
+          <w:bCs/>
+          <w:lang w:val="en-US"/>
+        </w:rPr>
+        <w:t xml:space="preserve">has accepted </w:t>
+      </w:r>
+      <w:r>
+        <w:rPr>
+          <w:lang w:val="en-US"/>
+        </w:rPr>
+        <w:t>that internship</w:t>
+      </w:r>
+      <w:r>
+        <w:rPr>
+          <w:lang w:val="en-US"/>
+        </w:rPr>
+        <w:t xml:space="preserve"> (i.e. the selection process starts)</w:t>
+      </w:r>
+      <w:r>
+        <w:rPr>
+          <w:lang w:val="en-US"/>
+        </w:rPr>
+        <w:t>.</w:t>
+      </w:r>
+    </w:p>
+    <w:p>
+      <w:pPr>
+        <w:rPr>
+          <w:lang w:val="en-US"/>
+        </w:rPr>
+      </w:pPr>
+      <w:r>
+        <w:rPr>
+          <w:lang w:val="en-US"/>
+        </w:rPr>
+        <w:t>[R</w:t>
+      </w:r>
+      <w:r>
+        <w:rPr>
+          <w:lang w:val="en-US"/>
+        </w:rPr>
+        <w:t>30</w:t>
+      </w:r>
+      <w:r>
+        <w:rPr>
+          <w:lang w:val="en-US"/>
+        </w:rPr>
+        <w:t xml:space="preserve">] The system should </w:t>
+      </w:r>
+      <w:r>
+        <w:rPr>
+          <w:b/>
+          <w:bCs/>
+          <w:lang w:val="en-US"/>
+        </w:rPr>
+        <w:t>notify companies whenever a student selects one of their internships</w:t>
+      </w:r>
+      <w:r>
+        <w:rPr>
+          <w:lang w:val="en-US"/>
+        </w:rPr>
+        <w:t xml:space="preserve"> (i.e. the student initiates the matching process</w:t>
+      </w:r>
+      <w:r>
+        <w:rPr>
+          <w:lang w:val="en-US"/>
+        </w:rPr>
+        <w:t xml:space="preserve"> showing interest</w:t>
+      </w:r>
+      <w:r>
+        <w:rPr>
+          <w:lang w:val="en-US"/>
+        </w:rPr>
+        <w:t>).</w:t>
+      </w:r>
+    </w:p>
+    <w:p>
+      <w:pPr>
+        <w:rPr>
+          <w:lang w:val="en-US"/>
+        </w:rPr>
+      </w:pPr>
+      <w:r>
+        <w:rPr>
+          <w:lang w:val="en-US"/>
+        </w:rPr>
+        <w:t>[R</w:t>
+      </w:r>
+      <w:r>
+        <w:rPr>
+          <w:lang w:val="en-US"/>
+        </w:rPr>
+        <w:t>3</w:t>
+      </w:r>
+      <w:r>
+        <w:rPr>
+          <w:lang w:val="en-US"/>
+        </w:rPr>
+        <w:t>1</w:t>
+      </w:r>
+      <w:r>
+        <w:rPr>
+          <w:lang w:val="en-US"/>
+        </w:rPr>
+        <w:t xml:space="preserve">] The system should </w:t>
+      </w:r>
+      <w:r>
+        <w:rPr>
+          <w:b/>
+          <w:bCs/>
+          <w:lang w:val="en-US"/>
+        </w:rPr>
+        <w:t>allow companies to accept a CV</w:t>
+      </w:r>
+      <w:r>
+        <w:rPr>
+          <w:lang w:val="en-US"/>
+        </w:rPr>
+        <w:t xml:space="preserve"> of a student that selected one of their internships (i.e. companies end the matching process</w:t>
+      </w:r>
+      <w:r>
+        <w:rPr>
+          <w:lang w:val="en-US"/>
+        </w:rPr>
+        <w:t>, starting the selection process</w:t>
+      </w:r>
+      <w:r>
+        <w:rPr>
+          <w:lang w:val="en-US"/>
+        </w:rPr>
+        <w:t>).</w:t>
+      </w:r>
+    </w:p>
+    <w:p>
+      <w:pPr>
+        <w:rPr>
+          <w:sz w:val="16"/>
+          <w:szCs w:val="16"/>
+          <w:lang w:val="en-US"/>
+        </w:rPr>
+      </w:pPr>
+      <w:r>
+        <w:rPr>
+          <w:sz w:val="16"/>
+          <w:szCs w:val="16"/>
+          <w:lang w:val="en-US"/>
+        </w:rPr>
+        <w:t>[R</w:t>
+      </w:r>
+      <w:r>
+        <w:rPr>
+          <w:sz w:val="16"/>
+          <w:szCs w:val="16"/>
+          <w:lang w:val="en-US"/>
+        </w:rPr>
+        <w:t>36</w:t>
+      </w:r>
+      <w:r>
+        <w:rPr>
+          <w:sz w:val="16"/>
+          <w:szCs w:val="16"/>
+          <w:lang w:val="en-US"/>
+        </w:rPr>
+        <w:t xml:space="preserve">] </w:t>
+      </w:r>
+      <w:r>
+        <w:rPr>
+          <w:sz w:val="16"/>
+          <w:szCs w:val="16"/>
+          <w:lang w:val="en-US"/>
+        </w:rPr>
+        <w:t>For each of their internships, t</w:t>
+      </w:r>
+      <w:r>
+        <w:rPr>
+          <w:sz w:val="16"/>
+          <w:szCs w:val="16"/>
+          <w:lang w:val="en-US"/>
+        </w:rPr>
+        <w:t xml:space="preserve">he system should </w:t>
+      </w:r>
+      <w:r>
+        <w:rPr>
+          <w:b/>
+          <w:bCs/>
+          <w:sz w:val="16"/>
+          <w:szCs w:val="16"/>
+          <w:lang w:val="en-US"/>
+        </w:rPr>
+        <w:t>allow</w:t>
+      </w:r>
+      <w:r>
+        <w:rPr>
+          <w:sz w:val="16"/>
+          <w:szCs w:val="16"/>
           <w:lang w:val="en-US"/>
         </w:rPr>
         <w:t xml:space="preserve"> </w:t>
       </w:r>
       <w:r>
         <w:rPr>
-          <w:lang w:val="en-US"/>
-        </w:rPr>
-        <w:t>(and related document)</w:t>
-      </w:r>
-      <w:r>
-        <w:rPr>
-          <w:lang w:val="en-US"/>
-        </w:rPr>
-        <w:t>.</w:t>
-      </w:r>
-    </w:p>
-    <w:p>
-      <w:pPr>
-        <w:rPr>
-          <w:lang w:val="en-US"/>
-        </w:rPr>
-      </w:pPr>
-      <w:r>
-        <w:rPr>
-          <w:lang w:val="en-US"/>
-        </w:rPr>
-        <w:t>[R</w:t>
-      </w:r>
-      <w:r>
-        <w:rPr>
-          <w:lang w:val="en-US"/>
-        </w:rPr>
-        <w:t>30</w:t>
-      </w:r>
-      <w:r>
-        <w:rPr>
-          <w:lang w:val="en-US"/>
-        </w:rPr>
-        <w:t xml:space="preserve">] </w:t>
-      </w:r>
-      <w:r>
-        <w:rPr>
-          <w:lang w:val="en-US"/>
-        </w:rPr>
-        <w:t>For each of their internships, t</w:t>
-      </w:r>
-      <w:r>
-        <w:rPr>
-          <w:lang w:val="en-US"/>
-        </w:rPr>
-        <w:t xml:space="preserve">he system should allow companies to </w:t>
-      </w:r>
-      <w:r>
-        <w:rPr>
-          <w:b/>
-          <w:bCs/>
-          <w:lang w:val="en-US"/>
-        </w:rPr>
-        <w:t xml:space="preserve">look among </w:t>
-      </w:r>
-      <w:r>
-        <w:rPr>
-          <w:b/>
-          <w:bCs/>
-          <w:lang w:val="en-US"/>
-        </w:rPr>
-        <w:t>available students’ CVs</w:t>
-      </w:r>
-      <w:r>
-        <w:rPr>
-          <w:lang w:val="en-US"/>
-        </w:rPr>
-        <w:t xml:space="preserve"> </w:t>
-      </w:r>
-      <w:r>
-        <w:rPr>
-          <w:b/>
-          <w:bCs/>
-          <w:lang w:val="en-US"/>
-        </w:rPr>
-        <w:t>recommended</w:t>
-      </w:r>
-      <w:r>
-        <w:rPr>
-          <w:lang w:val="en-US"/>
-        </w:rPr>
-        <w:t xml:space="preserve"> by the platform</w:t>
-      </w:r>
-      <w:r>
-        <w:rPr>
-          <w:lang w:val="en-US"/>
-        </w:rPr>
-        <w:t>.</w:t>
-      </w:r>
-    </w:p>
-    <w:p>
-      <w:pPr>
-        <w:rPr>
-          <w:lang w:val="en-US"/>
-        </w:rPr>
-      </w:pPr>
-      <w:r>
-        <w:rPr>
-          <w:lang w:val="en-US"/>
-        </w:rPr>
-        <w:t>[R</w:t>
-      </w:r>
-      <w:r>
-        <w:rPr>
-          <w:lang w:val="en-US"/>
-        </w:rPr>
-        <w:t>31</w:t>
-      </w:r>
-      <w:r>
-        <w:rPr>
-          <w:lang w:val="en-US"/>
-        </w:rPr>
-        <w:t xml:space="preserve">] </w:t>
-      </w:r>
-      <w:r>
-        <w:rPr>
-          <w:lang w:val="en-US"/>
-        </w:rPr>
-        <w:t>For each of their internships, t</w:t>
-      </w:r>
-      <w:r>
-        <w:rPr>
-          <w:lang w:val="en-US"/>
-        </w:rPr>
-        <w:t xml:space="preserve">he system should allow companies to </w:t>
-      </w:r>
-      <w:r>
-        <w:rPr>
-          <w:b/>
-          <w:bCs/>
-          <w:lang w:val="en-US"/>
-        </w:rPr>
-        <w:t>select one or more CV</w:t>
-      </w:r>
-      <w:r>
-        <w:rPr>
-          <w:b/>
-          <w:bCs/>
-          <w:lang w:val="en-US"/>
-        </w:rPr>
-        <w:t>s</w:t>
-      </w:r>
-      <w:r>
-        <w:rPr>
-          <w:b/>
-          <w:bCs/>
-          <w:lang w:val="en-US"/>
-        </w:rPr>
-        <w:t xml:space="preserve"> </w:t>
-      </w:r>
-      <w:r>
-        <w:rPr>
-          <w:lang w:val="en-US"/>
-        </w:rPr>
-        <w:t>among the recommended ones (i.e. the company initiates the matching process</w:t>
-      </w:r>
-      <w:r>
-        <w:rPr>
-          <w:lang w:val="en-US"/>
-        </w:rPr>
-        <w:t xml:space="preserve"> showing interest for a CV</w:t>
-      </w:r>
-      <w:r>
-        <w:rPr>
-          <w:lang w:val="en-US"/>
-        </w:rPr>
-        <w:t>).</w:t>
-      </w:r>
-    </w:p>
-    <w:p>
-      <w:pPr>
-        <w:rPr>
-          <w:lang w:val="en-US"/>
-        </w:rPr>
-      </w:pPr>
-      <w:r>
-        <w:rPr>
-          <w:lang w:val="en-US"/>
-        </w:rPr>
-        <w:t>[R</w:t>
-      </w:r>
-      <w:r>
-        <w:rPr>
-          <w:lang w:val="en-US"/>
-        </w:rPr>
-        <w:t>32</w:t>
-      </w:r>
-      <w:r>
-        <w:rPr>
-          <w:lang w:val="en-US"/>
-        </w:rPr>
-        <w:t xml:space="preserve">] The system should </w:t>
-      </w:r>
-      <w:r>
-        <w:rPr>
-          <w:b/>
-          <w:bCs/>
-          <w:lang w:val="en-US"/>
-        </w:rPr>
-        <w:t>notify companies whenever a new recommended CV</w:t>
-      </w:r>
-      <w:r>
-        <w:rPr>
-          <w:lang w:val="en-US"/>
-        </w:rPr>
-        <w:t xml:space="preserve"> for </w:t>
-      </w:r>
-      <w:r>
-        <w:rPr>
-          <w:lang w:val="en-US"/>
-        </w:rPr>
-        <w:t>one of their internships</w:t>
-      </w:r>
-      <w:r>
-        <w:rPr>
-          <w:lang w:val="en-US"/>
-        </w:rPr>
-        <w:t xml:space="preserve"> has been uploaded by a student.</w:t>
-      </w:r>
-    </w:p>
-    <w:p>
-      <w:pPr>
-        <w:rPr>
-          <w:lang w:val="en-US"/>
-        </w:rPr>
-      </w:pPr>
-      <w:r>
-        <w:rPr>
-          <w:lang w:val="en-US"/>
-        </w:rPr>
-        <w:t>[R</w:t>
-      </w:r>
-      <w:r>
-        <w:rPr>
-          <w:lang w:val="en-US"/>
-        </w:rPr>
-        <w:t>33</w:t>
-      </w:r>
-      <w:r>
-        <w:rPr>
-          <w:lang w:val="en-US"/>
-        </w:rPr>
-        <w:t xml:space="preserve">] The system should </w:t>
-      </w:r>
-      <w:r>
-        <w:rPr>
-          <w:b/>
-          <w:bCs/>
-          <w:lang w:val="en-US"/>
-        </w:rPr>
-        <w:t>notify companies whenever a student</w:t>
-      </w:r>
-      <w:r>
-        <w:rPr>
-          <w:lang w:val="en-US"/>
-        </w:rPr>
-        <w:t xml:space="preserve">, whose CV has been selected by that company for a specific internship (i.e. the company </w:t>
-      </w:r>
-      <w:r>
-        <w:rPr>
-          <w:lang w:val="en-US"/>
-        </w:rPr>
-        <w:t xml:space="preserve">initiated the matching process), </w:t>
-      </w:r>
-      <w:r>
-        <w:rPr>
-          <w:b/>
-          <w:bCs/>
-          <w:lang w:val="en-US"/>
-        </w:rPr>
-        <w:t xml:space="preserve">has accepted </w:t>
-      </w:r>
-      <w:r>
-        <w:rPr>
-          <w:lang w:val="en-US"/>
-        </w:rPr>
-        <w:t>that internship</w:t>
-      </w:r>
-      <w:r>
-        <w:rPr>
-          <w:lang w:val="en-US"/>
-        </w:rPr>
-        <w:t xml:space="preserve"> (i.e. the selection process starts)</w:t>
-      </w:r>
-      <w:r>
-        <w:rPr>
-          <w:lang w:val="en-US"/>
-        </w:rPr>
-        <w:t>.</w:t>
-      </w:r>
-    </w:p>
-    <w:p>
-      <w:pPr>
-        <w:rPr>
-          <w:lang w:val="en-US"/>
-        </w:rPr>
-      </w:pPr>
-      <w:r>
-        <w:rPr>
-          <w:lang w:val="en-US"/>
-        </w:rPr>
-        <w:t>[R</w:t>
-      </w:r>
-      <w:r>
-        <w:rPr>
-          <w:lang w:val="en-US"/>
-        </w:rPr>
-        <w:t>34</w:t>
-      </w:r>
-      <w:r>
-        <w:rPr>
-          <w:lang w:val="en-US"/>
-        </w:rPr>
-        <w:t xml:space="preserve">] The system should </w:t>
-      </w:r>
-      <w:r>
-        <w:rPr>
-          <w:b/>
-          <w:bCs/>
-          <w:lang w:val="en-US"/>
-        </w:rPr>
-        <w:t>notify companies whenever a student selects one of their internships</w:t>
-      </w:r>
-      <w:r>
-        <w:rPr>
-          <w:lang w:val="en-US"/>
-        </w:rPr>
-        <w:t xml:space="preserve"> (i.e. the student initiates the matching process</w:t>
-      </w:r>
-      <w:r>
-        <w:rPr>
-          <w:lang w:val="en-US"/>
-        </w:rPr>
-        <w:t xml:space="preserve"> showing interest</w:t>
-      </w:r>
-      <w:r>
-        <w:rPr>
-          <w:lang w:val="en-US"/>
-        </w:rPr>
-        <w:t>).</w:t>
-      </w:r>
-    </w:p>
-    <w:p>
-      <w:pPr>
-        <w:rPr>
-          <w:lang w:val="en-US"/>
-        </w:rPr>
-      </w:pPr>
-      <w:r>
-        <w:rPr>
-          <w:lang w:val="en-US"/>
-        </w:rPr>
-        <w:t>[R</w:t>
-      </w:r>
-      <w:r>
-        <w:rPr>
-          <w:lang w:val="en-US"/>
-        </w:rPr>
-        <w:t>35</w:t>
-      </w:r>
-      <w:r>
-        <w:rPr>
-          <w:lang w:val="en-US"/>
-        </w:rPr>
-        <w:t xml:space="preserve">] The system should </w:t>
-      </w:r>
-      <w:r>
-        <w:rPr>
-          <w:b/>
-          <w:bCs/>
-          <w:lang w:val="en-US"/>
-        </w:rPr>
-        <w:t>allow companies to accept a CV</w:t>
-      </w:r>
-      <w:r>
-        <w:rPr>
-          <w:lang w:val="en-US"/>
-        </w:rPr>
-        <w:t xml:space="preserve"> of a student that selected one of their internships (i.e. companies end the matching process</w:t>
-      </w:r>
-      <w:r>
-        <w:rPr>
-          <w:lang w:val="en-US"/>
-        </w:rPr>
-        <w:t>, starting the selection process</w:t>
-      </w:r>
-      <w:r>
-        <w:rPr>
-          <w:lang w:val="en-US"/>
-        </w:rPr>
-        <w:t>).</w:t>
-      </w:r>
-    </w:p>
-    <w:p>
-      <w:pPr>
-        <w:rPr>
-          <w:lang w:val="en-US"/>
-        </w:rPr>
-      </w:pPr>
-      <w:r>
-        <w:rPr>
-          <w:lang w:val="en-US"/>
-        </w:rPr>
-        <w:t>[R</w:t>
-      </w:r>
-      <w:r>
-        <w:rPr>
-          <w:lang w:val="en-US"/>
-        </w:rPr>
-        <w:t>36</w:t>
-      </w:r>
-      <w:r>
-        <w:rPr>
-          <w:lang w:val="en-US"/>
-        </w:rPr>
-        <w:t xml:space="preserve">] </w:t>
-      </w:r>
-      <w:r>
-        <w:rPr>
-          <w:lang w:val="en-US"/>
-        </w:rPr>
-        <w:t>For each of their internships, t</w:t>
-      </w:r>
-      <w:r>
-        <w:rPr>
-          <w:lang w:val="en-US"/>
-        </w:rPr>
-        <w:t xml:space="preserve">he system should </w:t>
-      </w:r>
-      <w:r>
-        <w:rPr>
-          <w:b/>
-          <w:bCs/>
-          <w:lang w:val="en-US"/>
-        </w:rPr>
-        <w:t>allow</w:t>
-      </w:r>
-      <w:r>
-        <w:rPr>
-          <w:lang w:val="en-US"/>
-        </w:rPr>
-        <w:t xml:space="preserve"> </w:t>
-      </w:r>
-      <w:r>
-        <w:rPr>
-          <w:b/>
-          <w:bCs/>
+          <w:b/>
+          <w:bCs/>
+          <w:sz w:val="16"/>
+          <w:szCs w:val="16"/>
           <w:lang w:val="en-US"/>
         </w:rPr>
         <w:t>companies to see CVs they selected</w:t>
       </w:r>
       <w:r>
         <w:rPr>
+          <w:sz w:val="16"/>
+          <w:szCs w:val="16"/>
           <w:lang w:val="en-US"/>
         </w:rPr>
         <w:t xml:space="preserve"> yet to be accepted by the corresponding student (i.e. ongoing matching process).</w:t>
@@ -1878,35 +2216,47 @@
         <w:rPr>
           <w:i/>
           <w:iCs/>
-          <w:lang w:val="en-US"/>
-        </w:rPr>
-      </w:pPr>
-      <w:r>
-        <w:rPr>
+          <w:sz w:val="16"/>
+          <w:szCs w:val="16"/>
+          <w:lang w:val="en-US"/>
+        </w:rPr>
+      </w:pPr>
+      <w:r>
+        <w:rPr>
+          <w:sz w:val="16"/>
+          <w:szCs w:val="16"/>
           <w:lang w:val="en-US"/>
         </w:rPr>
         <w:t>[</w:t>
       </w:r>
       <w:r>
         <w:rPr>
+          <w:sz w:val="16"/>
+          <w:szCs w:val="16"/>
           <w:lang w:val="en-US"/>
         </w:rPr>
         <w:t>R37</w:t>
       </w:r>
       <w:r>
         <w:rPr>
+          <w:sz w:val="16"/>
+          <w:szCs w:val="16"/>
           <w:lang w:val="en-US"/>
         </w:rPr>
         <w:t xml:space="preserve">] </w:t>
       </w:r>
       <w:r>
         <w:rPr>
+          <w:sz w:val="16"/>
+          <w:szCs w:val="16"/>
           <w:lang w:val="en-US"/>
         </w:rPr>
         <w:t>For each of their internships, t</w:t>
       </w:r>
       <w:r>
         <w:rPr>
+          <w:sz w:val="16"/>
+          <w:szCs w:val="16"/>
           <w:lang w:val="en-US"/>
         </w:rPr>
         <w:t xml:space="preserve">he system should allow companies to </w:t>
@@ -1915,6 +2265,8 @@
         <w:rPr>
           <w:b/>
           <w:bCs/>
+          <w:sz w:val="16"/>
+          <w:szCs w:val="16"/>
           <w:lang w:val="en-US"/>
         </w:rPr>
         <w:t xml:space="preserve">see the matching </w:t>
@@ -1923,36 +2275,48 @@
         <w:rPr>
           <w:b/>
           <w:bCs/>
+          <w:sz w:val="16"/>
+          <w:szCs w:val="16"/>
           <w:lang w:val="en-US"/>
         </w:rPr>
         <w:t xml:space="preserve">students </w:t>
       </w:r>
       <w:r>
         <w:rPr>
+          <w:sz w:val="16"/>
+          <w:szCs w:val="16"/>
           <w:lang w:val="en-US"/>
         </w:rPr>
         <w:t>and corresponding CV</w:t>
       </w:r>
       <w:r>
         <w:rPr>
+          <w:sz w:val="16"/>
+          <w:szCs w:val="16"/>
           <w:lang w:val="en-US"/>
         </w:rPr>
         <w:t xml:space="preserve"> (i.e. completed matching process</w:t>
       </w:r>
       <w:r>
         <w:rPr>
+          <w:sz w:val="16"/>
+          <w:szCs w:val="16"/>
           <w:lang w:val="en-US"/>
         </w:rPr>
         <w:t>, ongoing selection process</w:t>
       </w:r>
       <w:r>
         <w:rPr>
+          <w:sz w:val="16"/>
+          <w:szCs w:val="16"/>
           <w:lang w:val="en-US"/>
         </w:rPr>
         <w:t>)</w:t>
       </w:r>
       <w:r>
         <w:rPr>
+          <w:sz w:val="16"/>
+          <w:szCs w:val="16"/>
           <w:lang w:val="en-US"/>
         </w:rPr>
         <w:t xml:space="preserve">. </w:t>
@@ -1961,6 +2325,8 @@
         <w:rPr>
           <w:i/>
           <w:iCs/>
+          <w:sz w:val="16"/>
+          <w:szCs w:val="16"/>
           <w:lang w:val="en-US"/>
         </w:rPr>
         <w:t>[NOTE: students ready for the selection process by the company]</w:t>
@@ -1982,7 +2348,13 @@
         <w:rPr>
           <w:lang w:val="en-US"/>
         </w:rPr>
-        <w:t>38</w:t>
+        <w:t>3</w:t>
+      </w:r>
+      <w:r>
+        <w:rPr>
+          <w:lang w:val="en-US"/>
+        </w:rPr>
+        <w:t>2</w:t>
       </w:r>
       <w:r>
         <w:rPr>
@@ -2012,19 +2384,37 @@
         <w:rPr>
           <w:lang w:val="en-US"/>
         </w:rPr>
-        <w:t xml:space="preserve">, the system should allow </w:t>
-      </w:r>
-      <w:r>
-        <w:rPr>
+        <w:t xml:space="preserve">, the system should </w:t>
+      </w:r>
+      <w:r>
+        <w:rPr>
+          <w:b/>
+          <w:bCs/>
+          <w:lang w:val="en-US"/>
+        </w:rPr>
+        <w:t xml:space="preserve">allow </w:t>
+      </w:r>
+      <w:r>
+        <w:rPr>
+          <w:b/>
+          <w:bCs/>
           <w:lang w:val="en-US"/>
         </w:rPr>
         <w:t xml:space="preserve">companies </w:t>
       </w:r>
       <w:r>
         <w:rPr>
-          <w:lang w:val="en-US"/>
-        </w:rPr>
-        <w:t xml:space="preserve">to set up an interview with a matching student (for that internship), providing date, time and </w:t>
+          <w:b/>
+          <w:bCs/>
+          <w:lang w:val="en-US"/>
+        </w:rPr>
+        <w:t>to set up an interview</w:t>
+      </w:r>
+      <w:r>
+        <w:rPr>
+          <w:lang w:val="en-US"/>
+        </w:rPr>
+        <w:t xml:space="preserve"> with a matching student (for that internship), providing date, time and </w:t>
       </w:r>
       <w:r>
         <w:rPr>
@@ -2055,13 +2445,165 @@
         <w:rPr>
           <w:lang w:val="en-US"/>
         </w:rPr>
-        <w:t>39</w:t>
-      </w:r>
-      <w:r>
-        <w:rPr>
-          <w:lang w:val="en-US"/>
-        </w:rPr>
-        <w:t>] The system should allow companies to see their programmed interviews on a calendar.</w:t>
+        <w:t>3</w:t>
+      </w:r>
+      <w:r>
+        <w:rPr>
+          <w:lang w:val="en-US"/>
+        </w:rPr>
+        <w:t>3</w:t>
+      </w:r>
+      <w:r>
+        <w:rPr>
+          <w:lang w:val="en-US"/>
+        </w:rPr>
+        <w:t xml:space="preserve">] The system should allow </w:t>
+      </w:r>
+      <w:r>
+        <w:rPr>
+          <w:b/>
+          <w:bCs/>
+          <w:lang w:val="en-US"/>
+        </w:rPr>
+        <w:t>companies to see their programmed interviews</w:t>
+      </w:r>
+      <w:r>
+        <w:rPr>
+          <w:lang w:val="en-US"/>
+        </w:rPr>
+        <w:t xml:space="preserve"> on a calendar.</w:t>
+      </w:r>
+    </w:p>
+    <w:p>
+      <w:pPr>
+        <w:rPr>
+          <w:lang w:val="en-US"/>
+        </w:rPr>
+      </w:pPr>
+      <w:r>
+        <w:rPr>
+          <w:lang w:val="en-US"/>
+        </w:rPr>
+        <w:t>[R</w:t>
+      </w:r>
+      <w:r>
+        <w:rPr>
+          <w:lang w:val="en-US"/>
+        </w:rPr>
+        <w:t>34</w:t>
+      </w:r>
+      <w:r>
+        <w:rPr>
+          <w:lang w:val="en-US"/>
+        </w:rPr>
+        <w:t>]</w:t>
+      </w:r>
+      <w:r>
+        <w:rPr>
+          <w:lang w:val="en-US"/>
+        </w:rPr>
+        <w:t xml:space="preserve"> </w:t>
+      </w:r>
+      <w:r>
+        <w:rPr>
+          <w:lang w:val="en-US"/>
+        </w:rPr>
+        <w:t>For each of their internships, t</w:t>
+      </w:r>
+      <w:r>
+        <w:rPr>
+          <w:lang w:val="en-US"/>
+        </w:rPr>
+        <w:t xml:space="preserve">he system should allow companies to </w:t>
+      </w:r>
+      <w:r>
+        <w:rPr>
+          <w:b/>
+          <w:bCs/>
+          <w:lang w:val="en-US"/>
+        </w:rPr>
+        <w:t xml:space="preserve">create structured </w:t>
+      </w:r>
+      <w:r>
+        <w:rPr>
+          <w:b/>
+          <w:bCs/>
+          <w:lang w:val="en-US"/>
+        </w:rPr>
+        <w:t>questionnaires</w:t>
+      </w:r>
+      <w:r>
+        <w:rPr>
+          <w:b/>
+          <w:bCs/>
+          <w:lang w:val="en-US"/>
+        </w:rPr>
+        <w:t xml:space="preserve"> </w:t>
+      </w:r>
+      <w:r>
+        <w:rPr>
+          <w:lang w:val="en-US"/>
+        </w:rPr>
+        <w:t xml:space="preserve">for the selection process of </w:t>
+      </w:r>
+      <w:r>
+        <w:rPr>
+          <w:lang w:val="en-US"/>
+        </w:rPr>
+        <w:t>matching students</w:t>
+      </w:r>
+      <w:r>
+        <w:rPr>
+          <w:lang w:val="en-US"/>
+        </w:rPr>
+        <w:t>.</w:t>
+      </w:r>
+    </w:p>
+    <w:p>
+      <w:pPr>
+        <w:rPr>
+          <w:lang w:val="en-US"/>
+        </w:rPr>
+      </w:pPr>
+      <w:r>
+        <w:rPr>
+          <w:lang w:val="en-US"/>
+        </w:rPr>
+        <w:t>[R</w:t>
+      </w:r>
+      <w:r>
+        <w:rPr>
+          <w:lang w:val="en-US"/>
+        </w:rPr>
+        <w:t>35</w:t>
+      </w:r>
+      <w:r>
+        <w:rPr>
+          <w:lang w:val="en-US"/>
+        </w:rPr>
+        <w:t xml:space="preserve">] The system should allow companies to </w:t>
+      </w:r>
+      <w:r>
+        <w:rPr>
+          <w:b/>
+          <w:bCs/>
+          <w:lang w:val="en-US"/>
+        </w:rPr>
+        <w:t xml:space="preserve">upload </w:t>
+      </w:r>
+      <w:r>
+        <w:rPr>
+          <w:b/>
+          <w:bCs/>
+          <w:lang w:val="en-US"/>
+        </w:rPr>
+        <w:t>created questionnaires</w:t>
+      </w:r>
+      <w:r>
+        <w:rPr>
+          <w:lang w:val="en-US"/>
+        </w:rPr>
+        <w:t>, making them available for the matching students.</w:t>
       </w:r>
     </w:p>
     <w:p>
@@ -2081,16 +2623,498 @@
         <w:rPr>
           <w:lang w:val="en-US"/>
         </w:rPr>
-        <w:t>40</w:t>
-      </w:r>
-      <w:r>
-        <w:rPr>
-          <w:lang w:val="en-US"/>
-        </w:rPr>
-        <w:t>]</w:t>
-      </w:r>
-      <w:r>
-        <w:rPr>
+        <w:t>36</w:t>
+      </w:r>
+      <w:r>
+        <w:rPr>
+          <w:lang w:val="en-US"/>
+        </w:rPr>
+        <w:t xml:space="preserve">] The system should </w:t>
+      </w:r>
+      <w:r>
+        <w:rPr>
+          <w:b/>
+          <w:bCs/>
+          <w:lang w:val="en-US"/>
+        </w:rPr>
+        <w:t xml:space="preserve">notify companies whenever a matching student filled out the questionnaire </w:t>
+      </w:r>
+      <w:r>
+        <w:rPr>
+          <w:lang w:val="en-US"/>
+        </w:rPr>
+        <w:t>for the selection process regarding</w:t>
+      </w:r>
+      <w:r>
+        <w:rPr>
+          <w:lang w:val="en-US"/>
+        </w:rPr>
+        <w:t xml:space="preserve"> one of their internships.</w:t>
+      </w:r>
+    </w:p>
+    <w:p>
+      <w:pPr>
+        <w:rPr>
+          <w:lang w:val="en-US"/>
+        </w:rPr>
+      </w:pPr>
+      <w:r>
+        <w:rPr>
+          <w:lang w:val="en-US"/>
+        </w:rPr>
+        <w:t>[R</w:t>
+      </w:r>
+      <w:r>
+        <w:rPr>
+          <w:lang w:val="en-US"/>
+        </w:rPr>
+        <w:t>37</w:t>
+      </w:r>
+      <w:r>
+        <w:rPr>
+          <w:lang w:val="en-US"/>
+        </w:rPr>
+        <w:t xml:space="preserve">] For each </w:t>
+      </w:r>
+      <w:r>
+        <w:rPr>
+          <w:lang w:val="en-US"/>
+        </w:rPr>
+        <w:t xml:space="preserve">of their </w:t>
+      </w:r>
+      <w:r>
+        <w:rPr>
+          <w:lang w:val="en-US"/>
+        </w:rPr>
+        <w:t>internship</w:t>
+      </w:r>
+      <w:r>
+        <w:rPr>
+          <w:lang w:val="en-US"/>
+        </w:rPr>
+        <w:t>s</w:t>
+      </w:r>
+      <w:r>
+        <w:rPr>
+          <w:lang w:val="en-US"/>
+        </w:rPr>
+        <w:t xml:space="preserve">, the system should allow </w:t>
+      </w:r>
+      <w:r>
+        <w:rPr>
+          <w:lang w:val="en-US"/>
+        </w:rPr>
+        <w:t xml:space="preserve">companies </w:t>
+      </w:r>
+      <w:r>
+        <w:rPr>
+          <w:lang w:val="en-US"/>
+        </w:rPr>
+        <w:t xml:space="preserve">to </w:t>
+      </w:r>
+      <w:r>
+        <w:rPr>
+          <w:b/>
+          <w:bCs/>
+          <w:lang w:val="en-US"/>
+        </w:rPr>
+        <w:t xml:space="preserve">see the results of the </w:t>
+      </w:r>
+      <w:r>
+        <w:rPr>
+          <w:b/>
+          <w:bCs/>
+          <w:lang w:val="en-US"/>
+        </w:rPr>
+        <w:t xml:space="preserve">selection process </w:t>
+      </w:r>
+      <w:r>
+        <w:rPr>
+          <w:b/>
+          <w:bCs/>
+          <w:lang w:val="en-US"/>
+        </w:rPr>
+        <w:t>questionnaires</w:t>
+      </w:r>
+      <w:r>
+        <w:rPr>
+          <w:lang w:val="en-US"/>
+        </w:rPr>
+        <w:t xml:space="preserve"> filled out by matching students</w:t>
+      </w:r>
+      <w:r>
+        <w:rPr>
+          <w:lang w:val="en-US"/>
+        </w:rPr>
+        <w:t xml:space="preserve"> ordered by grade.</w:t>
+      </w:r>
+    </w:p>
+    <w:p>
+      <w:pPr>
+        <w:rPr>
+          <w:lang w:val="en-US"/>
+        </w:rPr>
+      </w:pPr>
+      <w:r>
+        <w:rPr>
+          <w:lang w:val="en-US"/>
+        </w:rPr>
+        <w:t>[R</w:t>
+      </w:r>
+      <w:r>
+        <w:rPr>
+          <w:lang w:val="en-US"/>
+        </w:rPr>
+        <w:t>38</w:t>
+      </w:r>
+      <w:r>
+        <w:rPr>
+          <w:lang w:val="en-US"/>
+        </w:rPr>
+        <w:t xml:space="preserve">] </w:t>
+      </w:r>
+      <w:r>
+        <w:rPr>
+          <w:lang w:val="en-US"/>
+        </w:rPr>
+        <w:t>For each of their internships, t</w:t>
+      </w:r>
+      <w:r>
+        <w:rPr>
+          <w:lang w:val="en-US"/>
+        </w:rPr>
+        <w:t xml:space="preserve">he system should allow </w:t>
+      </w:r>
+      <w:r>
+        <w:rPr>
+          <w:b/>
+          <w:bCs/>
+          <w:lang w:val="en-US"/>
+        </w:rPr>
+        <w:t xml:space="preserve">companies to </w:t>
+      </w:r>
+      <w:r>
+        <w:rPr>
+          <w:b/>
+          <w:bCs/>
+          <w:lang w:val="en-US"/>
+        </w:rPr>
+        <w:t>admit</w:t>
+      </w:r>
+      <w:r>
+        <w:rPr>
+          <w:b/>
+          <w:bCs/>
+          <w:lang w:val="en-US"/>
+        </w:rPr>
+        <w:t xml:space="preserve"> one or more interviewed matching student</w:t>
+      </w:r>
+      <w:r>
+        <w:rPr>
+          <w:b/>
+          <w:bCs/>
+          <w:lang w:val="en-US"/>
+        </w:rPr>
+        <w:t>s</w:t>
+      </w:r>
+      <w:r>
+        <w:rPr>
+          <w:lang w:val="en-US"/>
+        </w:rPr>
+        <w:t xml:space="preserve"> (i.e. the internship is now active)</w:t>
+      </w:r>
+      <w:r>
+        <w:rPr>
+          <w:lang w:val="en-US"/>
+        </w:rPr>
+        <w:t>.</w:t>
+      </w:r>
+    </w:p>
+    <w:p>
+      <w:pPr>
+        <w:rPr>
+          <w:lang w:val="en-US"/>
+        </w:rPr>
+      </w:pPr>
+      <w:r>
+        <w:rPr>
+          <w:lang w:val="en-US"/>
+        </w:rPr>
+        <w:t>[R</w:t>
+      </w:r>
+      <w:r>
+        <w:rPr>
+          <w:lang w:val="en-US"/>
+        </w:rPr>
+        <w:t>39</w:t>
+      </w:r>
+      <w:r>
+        <w:rPr>
+          <w:lang w:val="en-US"/>
+        </w:rPr>
+        <w:t xml:space="preserve">] </w:t>
+      </w:r>
+      <w:r>
+        <w:rPr>
+          <w:lang w:val="en-US"/>
+        </w:rPr>
+        <w:t>For each of their internships, t</w:t>
+      </w:r>
+      <w:r>
+        <w:rPr>
+          <w:lang w:val="en-US"/>
+        </w:rPr>
+        <w:t xml:space="preserve">he system should allow </w:t>
+      </w:r>
+      <w:r>
+        <w:rPr>
+          <w:b/>
+          <w:bCs/>
+          <w:lang w:val="en-US"/>
+        </w:rPr>
+        <w:t xml:space="preserve">companies to reject one or more interviewed </w:t>
+      </w:r>
+      <w:r>
+        <w:rPr>
+          <w:lang w:val="en-US"/>
+        </w:rPr>
+        <w:t>matching students</w:t>
+      </w:r>
+      <w:r>
+        <w:rPr>
+          <w:lang w:val="en-US"/>
+        </w:rPr>
+        <w:t>.</w:t>
+      </w:r>
+    </w:p>
+    <w:p>
+      <w:pPr>
+        <w:rPr>
+          <w:sz w:val="16"/>
+          <w:szCs w:val="16"/>
+          <w:lang w:val="en-US"/>
+        </w:rPr>
+      </w:pPr>
+      <w:r>
+        <w:rPr>
+          <w:sz w:val="16"/>
+          <w:szCs w:val="16"/>
+          <w:lang w:val="en-US"/>
+        </w:rPr>
+        <w:t>[R</w:t>
+      </w:r>
+      <w:r>
+        <w:rPr>
+          <w:sz w:val="16"/>
+          <w:szCs w:val="16"/>
+          <w:lang w:val="en-US"/>
+        </w:rPr>
+        <w:t>47</w:t>
+      </w:r>
+      <w:r>
+        <w:rPr>
+          <w:sz w:val="16"/>
+          <w:szCs w:val="16"/>
+          <w:lang w:val="en-US"/>
+        </w:rPr>
+        <w:t xml:space="preserve">] For each </w:t>
+      </w:r>
+      <w:r>
+        <w:rPr>
+          <w:sz w:val="16"/>
+          <w:szCs w:val="16"/>
+          <w:lang w:val="en-US"/>
+        </w:rPr>
+        <w:t xml:space="preserve">of their </w:t>
+      </w:r>
+      <w:r>
+        <w:rPr>
+          <w:sz w:val="16"/>
+          <w:szCs w:val="16"/>
+          <w:lang w:val="en-US"/>
+        </w:rPr>
+        <w:t>internship</w:t>
+      </w:r>
+      <w:r>
+        <w:rPr>
+          <w:sz w:val="16"/>
+          <w:szCs w:val="16"/>
+          <w:lang w:val="en-US"/>
+        </w:rPr>
+        <w:t>s</w:t>
+      </w:r>
+      <w:r>
+        <w:rPr>
+          <w:sz w:val="16"/>
+          <w:szCs w:val="16"/>
+          <w:lang w:val="en-US"/>
+        </w:rPr>
+        <w:t xml:space="preserve">, the system should </w:t>
+      </w:r>
+      <w:r>
+        <w:rPr>
+          <w:b/>
+          <w:bCs/>
+          <w:sz w:val="16"/>
+          <w:szCs w:val="16"/>
+          <w:lang w:val="en-US"/>
+        </w:rPr>
+        <w:t xml:space="preserve">allow </w:t>
+      </w:r>
+      <w:r>
+        <w:rPr>
+          <w:b/>
+          <w:bCs/>
+          <w:sz w:val="16"/>
+          <w:szCs w:val="16"/>
+          <w:lang w:val="en-US"/>
+        </w:rPr>
+        <w:t xml:space="preserve">companies </w:t>
+      </w:r>
+      <w:r>
+        <w:rPr>
+          <w:b/>
+          <w:bCs/>
+          <w:sz w:val="16"/>
+          <w:szCs w:val="16"/>
+          <w:lang w:val="en-US"/>
+        </w:rPr>
+        <w:t>to see students</w:t>
+      </w:r>
+      <w:r>
+        <w:rPr>
+          <w:b/>
+          <w:bCs/>
+          <w:sz w:val="16"/>
+          <w:szCs w:val="16"/>
+          <w:lang w:val="en-US"/>
+        </w:rPr>
+        <w:t xml:space="preserve"> (and related CV)</w:t>
+      </w:r>
+      <w:r>
+        <w:rPr>
+          <w:b/>
+          <w:bCs/>
+          <w:sz w:val="16"/>
+          <w:szCs w:val="16"/>
+          <w:lang w:val="en-US"/>
+        </w:rPr>
+        <w:t xml:space="preserve"> currently carrying out that internship</w:t>
+      </w:r>
+      <w:r>
+        <w:rPr>
+          <w:sz w:val="16"/>
+          <w:szCs w:val="16"/>
+          <w:lang w:val="en-US"/>
+        </w:rPr>
+        <w:t>.</w:t>
+      </w:r>
+    </w:p>
+    <w:p>
+      <w:pPr>
+        <w:rPr>
+          <w:lang w:val="en-US"/>
+        </w:rPr>
+      </w:pPr>
+      <w:r>
+        <w:rPr>
+          <w:lang w:val="en-US"/>
+        </w:rPr>
+        <w:t>[R</w:t>
+      </w:r>
+      <w:r>
+        <w:rPr>
+          <w:lang w:val="en-US"/>
+        </w:rPr>
+        <w:t>4</w:t>
+      </w:r>
+      <w:r>
+        <w:rPr>
+          <w:lang w:val="en-US"/>
+        </w:rPr>
+        <w:t>0</w:t>
+      </w:r>
+      <w:r>
+        <w:rPr>
+          <w:lang w:val="en-US"/>
+        </w:rPr>
+        <w:t xml:space="preserve">] </w:t>
+      </w:r>
+      <w:r>
+        <w:rPr>
+          <w:lang w:val="en-US"/>
+        </w:rPr>
+        <w:t xml:space="preserve">For each student carrying out an internship with them, the system should allow companies to </w:t>
+      </w:r>
+      <w:r>
+        <w:rPr>
+          <w:b/>
+          <w:bCs/>
+          <w:lang w:val="en-US"/>
+        </w:rPr>
+        <w:t>provide information about that internship</w:t>
+      </w:r>
+      <w:r>
+        <w:rPr>
+          <w:lang w:val="en-US"/>
+        </w:rPr>
+        <w:t xml:space="preserve"> (such as complaints, problems or feedback).</w:t>
+      </w:r>
+    </w:p>
+    <w:p>
+      <w:pPr>
+        <w:rPr>
+          <w:lang w:val="en-US"/>
+        </w:rPr>
+      </w:pPr>
+      <w:r>
+        <w:rPr>
+          <w:lang w:val="en-US"/>
+        </w:rPr>
+        <w:t>[R</w:t>
+      </w:r>
+      <w:r>
+        <w:rPr>
+          <w:lang w:val="en-US"/>
+        </w:rPr>
+        <w:t>4</w:t>
+      </w:r>
+      <w:r>
+        <w:rPr>
+          <w:lang w:val="en-US"/>
+        </w:rPr>
+        <w:t>1</w:t>
+      </w:r>
+      <w:r>
+        <w:rPr>
+          <w:lang w:val="en-US"/>
+        </w:rPr>
+        <w:t xml:space="preserve">] </w:t>
+      </w:r>
+      <w:r>
+        <w:rPr>
+          <w:lang w:val="en-US"/>
+        </w:rPr>
+        <w:t>For each of their active internships, t</w:t>
+      </w:r>
+      <w:r>
+        <w:rPr>
+          <w:lang w:val="en-US"/>
+        </w:rPr>
+        <w:t xml:space="preserve">he system should allow </w:t>
+      </w:r>
+      <w:r>
+        <w:rPr>
+          <w:b/>
+          <w:bCs/>
+          <w:lang w:val="en-US"/>
+        </w:rPr>
+        <w:t>companies to see information</w:t>
+      </w:r>
+      <w:r>
+        <w:rPr>
+          <w:b/>
+          <w:bCs/>
           <w:lang w:val="en-US"/>
         </w:rPr>
         <w:t xml:space="preserve"> </w:t>
@@ -2099,19 +3123,227 @@
         <w:rPr>
           <w:lang w:val="en-US"/>
         </w:rPr>
-        <w:t>For each of their internships, t</w:t>
-      </w:r>
-      <w:r>
-        <w:rPr>
-          <w:lang w:val="en-US"/>
-        </w:rPr>
-        <w:t xml:space="preserve">he system should allow companies to create structured </w:t>
-      </w:r>
-      <w:r>
-        <w:rPr>
-          <w:lang w:val="en-US"/>
-        </w:rPr>
-        <w:t>questionnaires</w:t>
+        <w:t>(such as complaints, problems or feedback)</w:t>
+      </w:r>
+      <w:r>
+        <w:rPr>
+          <w:lang w:val="en-US"/>
+        </w:rPr>
+        <w:t xml:space="preserve"> provided by </w:t>
+      </w:r>
+      <w:r>
+        <w:rPr>
+          <w:lang w:val="en-US"/>
+        </w:rPr>
+        <w:t>each</w:t>
+      </w:r>
+      <w:r>
+        <w:rPr>
+          <w:lang w:val="en-US"/>
+        </w:rPr>
+        <w:t xml:space="preserve"> student</w:t>
+      </w:r>
+      <w:r>
+        <w:rPr>
+          <w:lang w:val="en-US"/>
+        </w:rPr>
+        <w:t>.</w:t>
+      </w:r>
+    </w:p>
+    <w:p>
+      <w:pPr>
+        <w:rPr>
+          <w:lang w:val="en-US"/>
+        </w:rPr>
+      </w:pPr>
+      <w:r>
+        <w:rPr>
+          <w:lang w:val="en-US"/>
+        </w:rPr>
+        <w:t>[R</w:t>
+      </w:r>
+      <w:r>
+        <w:rPr>
+          <w:lang w:val="en-US"/>
+        </w:rPr>
+        <w:t>42</w:t>
+      </w:r>
+      <w:r>
+        <w:rPr>
+          <w:lang w:val="en-US"/>
+        </w:rPr>
+        <w:t xml:space="preserve">] The system should </w:t>
+      </w:r>
+      <w:r>
+        <w:rPr>
+          <w:b/>
+          <w:bCs/>
+          <w:lang w:val="en-US"/>
+        </w:rPr>
+        <w:t>notify companies whenever a satisfaction questionnaire</w:t>
+      </w:r>
+      <w:r>
+        <w:rPr>
+          <w:lang w:val="en-US"/>
+        </w:rPr>
+        <w:t xml:space="preserve"> regarding an internship or a matching process is available.</w:t>
+      </w:r>
+    </w:p>
+    <w:p>
+      <w:pPr>
+        <w:rPr>
+          <w:lang w:val="en-US"/>
+        </w:rPr>
+      </w:pPr>
+      <w:r>
+        <w:rPr>
+          <w:lang w:val="en-US"/>
+        </w:rPr>
+        <w:t>[R</w:t>
+      </w:r>
+      <w:r>
+        <w:rPr>
+          <w:lang w:val="en-US"/>
+        </w:rPr>
+        <w:t>43</w:t>
+      </w:r>
+      <w:r>
+        <w:rPr>
+          <w:lang w:val="en-US"/>
+        </w:rPr>
+        <w:t xml:space="preserve">] The system should allow </w:t>
+      </w:r>
+      <w:r>
+        <w:rPr>
+          <w:b/>
+          <w:bCs/>
+          <w:lang w:val="en-US"/>
+        </w:rPr>
+        <w:t>companies to fill out available satisfaction questionnaires</w:t>
+      </w:r>
+      <w:r>
+        <w:rPr>
+          <w:lang w:val="en-US"/>
+        </w:rPr>
+        <w:t>.</w:t>
+      </w:r>
+    </w:p>
+    <w:p>
+      <w:pPr>
+        <w:rPr>
+          <w:lang w:val="en-US"/>
+        </w:rPr>
+      </w:pPr>
+    </w:p>
+    <w:p>
+      <w:pPr>
+        <w:rPr>
+          <w:b/>
+          <w:bCs/>
+          <w:lang w:val="en-US"/>
+        </w:rPr>
+      </w:pPr>
+      <w:r>
+        <w:rPr>
+          <w:b/>
+          <w:bCs/>
+          <w:lang w:val="en-US"/>
+        </w:rPr>
+        <w:t>System</w:t>
+      </w:r>
+    </w:p>
+    <w:p>
+      <w:pPr>
+        <w:rPr>
+          <w:lang w:val="en-US"/>
+        </w:rPr>
+      </w:pPr>
+      <w:r>
+        <w:rPr>
+          <w:lang w:val="en-US"/>
+        </w:rPr>
+        <w:t>[R4</w:t>
+      </w:r>
+      <w:r>
+        <w:rPr>
+          <w:lang w:val="en-US"/>
+        </w:rPr>
+        <w:t>4</w:t>
+      </w:r>
+      <w:r>
+        <w:rPr>
+          <w:lang w:val="en-US"/>
+        </w:rPr>
+        <w:t xml:space="preserve">] The system should be </w:t>
+      </w:r>
+      <w:r>
+        <w:rPr>
+          <w:b/>
+          <w:bCs/>
+          <w:lang w:val="en-US"/>
+        </w:rPr>
+        <w:t>able to evaluate with a grade</w:t>
+      </w:r>
+      <w:r>
+        <w:rPr>
+          <w:b/>
+          <w:bCs/>
+          <w:lang w:val="en-US"/>
+        </w:rPr>
+        <w:t xml:space="preserve"> selection process</w:t>
+      </w:r>
+      <w:r>
+        <w:rPr>
+          <w:b/>
+          <w:bCs/>
+          <w:lang w:val="en-US"/>
+        </w:rPr>
+        <w:t xml:space="preserve"> questionnaires</w:t>
+      </w:r>
+      <w:r>
+        <w:rPr>
+          <w:lang w:val="en-US"/>
+        </w:rPr>
+        <w:t xml:space="preserve"> filled out by students.</w:t>
+      </w:r>
+    </w:p>
+    <w:p>
+      <w:pPr>
+        <w:rPr>
+          <w:lang w:val="en-US"/>
+        </w:rPr>
+      </w:pPr>
+      <w:r>
+        <w:rPr>
+          <w:lang w:val="en-US"/>
+        </w:rPr>
+        <w:t>[R</w:t>
+      </w:r>
+      <w:r>
+        <w:rPr>
+          <w:lang w:val="en-US"/>
+        </w:rPr>
+        <w:t>45</w:t>
+      </w:r>
+      <w:r>
+        <w:rPr>
+          <w:lang w:val="en-US"/>
+        </w:rPr>
+        <w:t xml:space="preserve">] </w:t>
+      </w:r>
+      <w:r>
+        <w:rPr>
+          <w:lang w:val="en-US"/>
+        </w:rPr>
+        <w:t xml:space="preserve">As soon as an internship is activated, the system should </w:t>
+      </w:r>
+      <w:r>
+        <w:rPr>
+          <w:b/>
+          <w:bCs/>
+          <w:lang w:val="en-US"/>
+        </w:rPr>
+        <w:t>provide the involved student and company with a satisfaction questionnaire</w:t>
       </w:r>
       <w:r>
         <w:rPr>
@@ -2119,23 +3351,31 @@
         </w:rPr>
         <w:t xml:space="preserve"> </w:t>
       </w:r>
-      <w:r>
-        <w:rPr>
-          <w:lang w:val="en-US"/>
-        </w:rPr>
-        <w:t xml:space="preserve">for the selection process of </w:t>
-      </w:r>
-      <w:r>
-        <w:rPr>
-          <w:lang w:val="en-US"/>
-        </w:rPr>
-        <w:t>matching students</w:t>
-      </w:r>
-      <w:r>
-        <w:rPr>
-          <w:lang w:val="en-US"/>
-        </w:rPr>
-        <w:t>.</w:t>
+      <w:proofErr w:type="gramStart"/>
+      <w:r>
+        <w:rPr>
+          <w:lang w:val="en-US"/>
+        </w:rPr>
+        <w:t>in order to</w:t>
+      </w:r>
+      <w:proofErr w:type="gramEnd"/>
+      <w:r>
+        <w:rPr>
+          <w:lang w:val="en-US"/>
+        </w:rPr>
+        <w:t xml:space="preserve"> collect </w:t>
+      </w:r>
+      <w:r>
+        <w:rPr>
+          <w:lang w:val="en-US"/>
+        </w:rPr>
+        <w:t xml:space="preserve">statistical </w:t>
+      </w:r>
+      <w:r>
+        <w:rPr>
+          <w:lang w:val="en-US"/>
+        </w:rPr>
+        <w:t>information about that internship (such as feedback and suggestions).</w:t>
       </w:r>
     </w:p>
     <w:p>
@@ -2154,19 +3394,41 @@
         <w:rPr>
           <w:lang w:val="en-US"/>
         </w:rPr>
-        <w:t>41</w:t>
-      </w:r>
-      <w:r>
-        <w:rPr>
-          <w:lang w:val="en-US"/>
-        </w:rPr>
-        <w:t xml:space="preserve">] The system should allow companies to upload </w:t>
-      </w:r>
-      <w:r>
-        <w:rPr>
-          <w:lang w:val="en-US"/>
-        </w:rPr>
-        <w:t>created questionnaires, making them available for the matching students.</w:t>
+        <w:t>46</w:t>
+      </w:r>
+      <w:r>
+        <w:rPr>
+          <w:lang w:val="en-US"/>
+        </w:rPr>
+        <w:t xml:space="preserve">] As soon as a student and company match, the system should </w:t>
+      </w:r>
+      <w:r>
+        <w:rPr>
+          <w:b/>
+          <w:bCs/>
+          <w:lang w:val="en-US"/>
+        </w:rPr>
+        <w:t>provide both with a satisfaction questionnaire</w:t>
+      </w:r>
+      <w:r>
+        <w:rPr>
+          <w:lang w:val="en-US"/>
+        </w:rPr>
+        <w:t xml:space="preserve"> </w:t>
+      </w:r>
+      <w:proofErr w:type="gramStart"/>
+      <w:r>
+        <w:rPr>
+          <w:lang w:val="en-US"/>
+        </w:rPr>
+        <w:t>in order to</w:t>
+      </w:r>
+      <w:proofErr w:type="gramEnd"/>
+      <w:r>
+        <w:rPr>
+          <w:lang w:val="en-US"/>
+        </w:rPr>
+        <w:t xml:space="preserve"> collect information about the related matching process (such as feedback and suggestions).</w:t>
       </w:r>
     </w:p>
     <w:p>
@@ -2185,576 +3447,69 @@
         <w:rPr>
           <w:lang w:val="en-US"/>
         </w:rPr>
-        <w:t>42</w:t>
-      </w:r>
-      <w:r>
-        <w:rPr>
-          <w:lang w:val="en-US"/>
-        </w:rPr>
-        <w:t xml:space="preserve">] The system should notify companies whenever a matching student filled out the questionnaire </w:t>
-      </w:r>
-      <w:r>
-        <w:rPr>
-          <w:lang w:val="en-US"/>
-        </w:rPr>
-        <w:t>for the selection process regarding</w:t>
-      </w:r>
-      <w:r>
-        <w:rPr>
-          <w:lang w:val="en-US"/>
-        </w:rPr>
-        <w:t xml:space="preserve"> one of their internships.</w:t>
-      </w:r>
-    </w:p>
-    <w:p>
-      <w:pPr>
-        <w:rPr>
-          <w:lang w:val="en-US"/>
-        </w:rPr>
-      </w:pPr>
-      <w:r>
-        <w:rPr>
-          <w:lang w:val="en-US"/>
-        </w:rPr>
-        <w:t>[R</w:t>
-      </w:r>
-      <w:r>
-        <w:rPr>
-          <w:lang w:val="en-US"/>
-        </w:rPr>
-        <w:t>43</w:t>
-      </w:r>
-      <w:r>
-        <w:rPr>
-          <w:lang w:val="en-US"/>
-        </w:rPr>
-        <w:t xml:space="preserve">] The system should be able to evaluate with a grade </w:t>
-      </w:r>
-      <w:proofErr w:type="gramStart"/>
-      <w:r>
-        <w:rPr>
-          <w:lang w:val="en-US"/>
-        </w:rPr>
-        <w:t>questionnaires</w:t>
-      </w:r>
-      <w:proofErr w:type="gramEnd"/>
-      <w:r>
-        <w:rPr>
-          <w:lang w:val="en-US"/>
-        </w:rPr>
-        <w:t xml:space="preserve"> filled out by students.</w:t>
-      </w:r>
-    </w:p>
-    <w:p>
-      <w:pPr>
-        <w:rPr>
-          <w:lang w:val="en-US"/>
-        </w:rPr>
-      </w:pPr>
-      <w:r>
-        <w:rPr>
-          <w:lang w:val="en-US"/>
-        </w:rPr>
-        <w:t>[R</w:t>
-      </w:r>
-      <w:r>
-        <w:rPr>
-          <w:lang w:val="en-US"/>
-        </w:rPr>
-        <w:t>44</w:t>
-      </w:r>
-      <w:r>
-        <w:rPr>
-          <w:lang w:val="en-US"/>
-        </w:rPr>
-        <w:t xml:space="preserve">] For each </w:t>
-      </w:r>
-      <w:r>
-        <w:rPr>
-          <w:lang w:val="en-US"/>
-        </w:rPr>
-        <w:t xml:space="preserve">of their </w:t>
-      </w:r>
-      <w:r>
-        <w:rPr>
-          <w:lang w:val="en-US"/>
-        </w:rPr>
-        <w:t>internship</w:t>
-      </w:r>
-      <w:r>
-        <w:rPr>
-          <w:lang w:val="en-US"/>
-        </w:rPr>
-        <w:t>s</w:t>
-      </w:r>
-      <w:r>
-        <w:rPr>
-          <w:lang w:val="en-US"/>
-        </w:rPr>
-        <w:t xml:space="preserve">, the system should allow </w:t>
-      </w:r>
-      <w:r>
-        <w:rPr>
-          <w:lang w:val="en-US"/>
-        </w:rPr>
-        <w:t xml:space="preserve">companies </w:t>
-      </w:r>
-      <w:r>
-        <w:rPr>
-          <w:lang w:val="en-US"/>
-        </w:rPr>
-        <w:t xml:space="preserve">to see the results of the </w:t>
-      </w:r>
-      <w:r>
-        <w:rPr>
-          <w:lang w:val="en-US"/>
-        </w:rPr>
-        <w:t xml:space="preserve">selection process </w:t>
-      </w:r>
-      <w:r>
-        <w:rPr>
-          <w:lang w:val="en-US"/>
-        </w:rPr>
-        <w:t>questionnaires filled out by matching students</w:t>
-      </w:r>
-      <w:r>
-        <w:rPr>
-          <w:lang w:val="en-US"/>
-        </w:rPr>
-        <w:t xml:space="preserve"> ordered by grade.</w:t>
-      </w:r>
-    </w:p>
-    <w:p>
-      <w:pPr>
-        <w:rPr>
-          <w:lang w:val="en-US"/>
-        </w:rPr>
-      </w:pPr>
-      <w:r>
-        <w:rPr>
-          <w:lang w:val="en-US"/>
-        </w:rPr>
-        <w:t>[R</w:t>
-      </w:r>
-      <w:r>
-        <w:rPr>
-          <w:lang w:val="en-US"/>
-        </w:rPr>
-        <w:t>45</w:t>
-      </w:r>
-      <w:r>
-        <w:rPr>
-          <w:lang w:val="en-US"/>
-        </w:rPr>
-        <w:t xml:space="preserve">] </w:t>
-      </w:r>
-      <w:r>
-        <w:rPr>
-          <w:lang w:val="en-US"/>
-        </w:rPr>
-        <w:t>For each of their internships, t</w:t>
-      </w:r>
-      <w:r>
-        <w:rPr>
-          <w:lang w:val="en-US"/>
-        </w:rPr>
-        <w:t xml:space="preserve">he system should allow companies to </w:t>
-      </w:r>
-      <w:r>
-        <w:rPr>
-          <w:lang w:val="en-US"/>
-        </w:rPr>
-        <w:t>admit</w:t>
-      </w:r>
-      <w:r>
-        <w:rPr>
-          <w:lang w:val="en-US"/>
-        </w:rPr>
-        <w:t xml:space="preserve"> one or more interviewed matching student</w:t>
-      </w:r>
-      <w:r>
-        <w:rPr>
-          <w:lang w:val="en-US"/>
-        </w:rPr>
-        <w:t>s (i.e. the internship is now active)</w:t>
-      </w:r>
-      <w:r>
-        <w:rPr>
-          <w:lang w:val="en-US"/>
-        </w:rPr>
-        <w:t>.</w:t>
-      </w:r>
-    </w:p>
-    <w:p>
-      <w:pPr>
-        <w:rPr>
-          <w:lang w:val="en-US"/>
-        </w:rPr>
-      </w:pPr>
-      <w:r>
-        <w:rPr>
-          <w:lang w:val="en-US"/>
-        </w:rPr>
-        <w:t>[R</w:t>
-      </w:r>
-      <w:r>
-        <w:rPr>
-          <w:lang w:val="en-US"/>
-        </w:rPr>
-        <w:t>46</w:t>
-      </w:r>
-      <w:r>
-        <w:rPr>
-          <w:lang w:val="en-US"/>
-        </w:rPr>
-        <w:t xml:space="preserve">] </w:t>
-      </w:r>
-      <w:r>
-        <w:rPr>
-          <w:lang w:val="en-US"/>
-        </w:rPr>
-        <w:t>For each of their internships, t</w:t>
-      </w:r>
-      <w:r>
-        <w:rPr>
-          <w:lang w:val="en-US"/>
-        </w:rPr>
-        <w:t>he system should allow companies to reject one or more interviewed matching students</w:t>
-      </w:r>
-      <w:r>
-        <w:rPr>
-          <w:lang w:val="en-US"/>
-        </w:rPr>
-        <w:t>.</w:t>
-      </w:r>
-    </w:p>
-    <w:p>
-      <w:pPr>
-        <w:rPr>
-          <w:lang w:val="en-US"/>
-        </w:rPr>
-      </w:pPr>
-      <w:r>
-        <w:rPr>
-          <w:lang w:val="en-US"/>
-        </w:rPr>
-        <w:t>[R</w:t>
-      </w:r>
-      <w:r>
-        <w:rPr>
-          <w:lang w:val="en-US"/>
-        </w:rPr>
         <w:t>47</w:t>
       </w:r>
       <w:r>
         <w:rPr>
           <w:lang w:val="en-US"/>
         </w:rPr>
-        <w:t xml:space="preserve">] For each </w:t>
-      </w:r>
-      <w:r>
-        <w:rPr>
-          <w:lang w:val="en-US"/>
-        </w:rPr>
-        <w:t xml:space="preserve">of their </w:t>
-      </w:r>
-      <w:r>
-        <w:rPr>
-          <w:lang w:val="en-US"/>
-        </w:rPr>
-        <w:t>internship</w:t>
-      </w:r>
-      <w:r>
-        <w:rPr>
-          <w:lang w:val="en-US"/>
-        </w:rPr>
-        <w:t>s</w:t>
-      </w:r>
-      <w:r>
-        <w:rPr>
-          <w:lang w:val="en-US"/>
-        </w:rPr>
-        <w:t xml:space="preserve">, the system should allow </w:t>
-      </w:r>
-      <w:r>
-        <w:rPr>
-          <w:lang w:val="en-US"/>
-        </w:rPr>
-        <w:t xml:space="preserve">companies </w:t>
-      </w:r>
-      <w:r>
-        <w:rPr>
-          <w:lang w:val="en-US"/>
-        </w:rPr>
-        <w:t>to see students</w:t>
-      </w:r>
-      <w:r>
-        <w:rPr>
-          <w:lang w:val="en-US"/>
-        </w:rPr>
-        <w:t xml:space="preserve"> (and related CV)</w:t>
-      </w:r>
-      <w:r>
-        <w:rPr>
-          <w:lang w:val="en-US"/>
-        </w:rPr>
-        <w:t xml:space="preserve"> currently carrying out that internship.</w:t>
-      </w:r>
-    </w:p>
-    <w:p>
-      <w:pPr>
-        <w:rPr>
-          <w:lang w:val="en-US"/>
-        </w:rPr>
-      </w:pPr>
-      <w:r>
-        <w:rPr>
-          <w:lang w:val="en-US"/>
-        </w:rPr>
-        <w:t>[R</w:t>
-      </w:r>
-      <w:r>
-        <w:rPr>
-          <w:lang w:val="en-US"/>
-        </w:rPr>
-        <w:t>48</w:t>
-      </w:r>
-      <w:r>
-        <w:rPr>
-          <w:lang w:val="en-US"/>
-        </w:rPr>
-        <w:t xml:space="preserve">] </w:t>
-      </w:r>
-      <w:r>
-        <w:rPr>
-          <w:lang w:val="en-US"/>
-        </w:rPr>
-        <w:t>For each student carrying out an internship with them, the system should allow companies to provide information about that internship (such as complaints, problems or feedback).</w:t>
-      </w:r>
-    </w:p>
-    <w:p>
-      <w:pPr>
-        <w:rPr>
-          <w:lang w:val="en-US"/>
-        </w:rPr>
-      </w:pPr>
-      <w:r>
-        <w:rPr>
-          <w:lang w:val="en-US"/>
-        </w:rPr>
-        <w:t>[R</w:t>
-      </w:r>
-      <w:r>
-        <w:rPr>
-          <w:lang w:val="en-US"/>
-        </w:rPr>
-        <w:t>49</w:t>
-      </w:r>
-      <w:r>
-        <w:rPr>
-          <w:lang w:val="en-US"/>
-        </w:rPr>
-        <w:t xml:space="preserve">] </w:t>
-      </w:r>
-      <w:r>
-        <w:rPr>
-          <w:lang w:val="en-US"/>
-        </w:rPr>
-        <w:t>For each of their active internships, t</w:t>
-      </w:r>
-      <w:r>
-        <w:rPr>
-          <w:lang w:val="en-US"/>
-        </w:rPr>
-        <w:t>he system should allow companies to see information</w:t>
-      </w:r>
-      <w:r>
-        <w:rPr>
-          <w:lang w:val="en-US"/>
-        </w:rPr>
-        <w:t xml:space="preserve"> (such as complaints, problems or feedback)</w:t>
-      </w:r>
-      <w:r>
-        <w:rPr>
-          <w:lang w:val="en-US"/>
-        </w:rPr>
-        <w:t xml:space="preserve"> provided by </w:t>
-      </w:r>
-      <w:r>
-        <w:rPr>
-          <w:lang w:val="en-US"/>
-        </w:rPr>
-        <w:t>each</w:t>
-      </w:r>
-      <w:r>
-        <w:rPr>
-          <w:lang w:val="en-US"/>
-        </w:rPr>
-        <w:t xml:space="preserve"> student</w:t>
-      </w:r>
-      <w:r>
-        <w:rPr>
-          <w:lang w:val="en-US"/>
-        </w:rPr>
-        <w:t>.</w:t>
-      </w:r>
-    </w:p>
-    <w:p>
-      <w:pPr>
-        <w:rPr>
-          <w:lang w:val="en-US"/>
-        </w:rPr>
-      </w:pPr>
-      <w:r>
-        <w:rPr>
-          <w:lang w:val="en-US"/>
-        </w:rPr>
-        <w:t>[R</w:t>
-      </w:r>
-      <w:r>
-        <w:rPr>
-          <w:lang w:val="en-US"/>
-        </w:rPr>
-        <w:t>50</w:t>
-      </w:r>
-      <w:r>
-        <w:rPr>
-          <w:lang w:val="en-US"/>
-        </w:rPr>
-        <w:t>] The system should notify companies whenever a satisfaction questionnaire regarding an internship or a matching process is available.</w:t>
-      </w:r>
-    </w:p>
-    <w:p>
-      <w:pPr>
-        <w:rPr>
-          <w:lang w:val="en-US"/>
-        </w:rPr>
-      </w:pPr>
-      <w:r>
-        <w:rPr>
-          <w:lang w:val="en-US"/>
-        </w:rPr>
-        <w:t>[R</w:t>
-      </w:r>
-      <w:r>
-        <w:rPr>
-          <w:lang w:val="en-US"/>
-        </w:rPr>
-        <w:t>51</w:t>
-      </w:r>
-      <w:r>
-        <w:rPr>
-          <w:lang w:val="en-US"/>
-        </w:rPr>
-        <w:t>] The system should allow companies to fill out available satisfaction questionnaires.</w:t>
-      </w:r>
-    </w:p>
-    <w:p>
-      <w:pPr>
-        <w:rPr>
-          <w:lang w:val="en-US"/>
-        </w:rPr>
-      </w:pPr>
-    </w:p>
-    <w:p>
-      <w:pPr>
-        <w:rPr>
-          <w:b/>
-          <w:bCs/>
-          <w:lang w:val="en-US"/>
-        </w:rPr>
-      </w:pPr>
-      <w:r>
-        <w:rPr>
-          <w:b/>
-          <w:bCs/>
-          <w:lang w:val="en-US"/>
-        </w:rPr>
-        <w:t>System</w:t>
-      </w:r>
-    </w:p>
-    <w:p>
-      <w:pPr>
-        <w:rPr>
-          <w:lang w:val="en-US"/>
-        </w:rPr>
-      </w:pPr>
-      <w:r>
-        <w:rPr>
-          <w:lang w:val="en-US"/>
-        </w:rPr>
-        <w:t>[R</w:t>
-      </w:r>
-      <w:r>
-        <w:rPr>
-          <w:lang w:val="en-US"/>
-        </w:rPr>
-        <w:t>52</w:t>
-      </w:r>
-      <w:r>
-        <w:rPr>
-          <w:lang w:val="en-US"/>
-        </w:rPr>
-        <w:t xml:space="preserve">] </w:t>
-      </w:r>
-      <w:r>
-        <w:rPr>
-          <w:lang w:val="en-US"/>
-        </w:rPr>
-        <w:t xml:space="preserve">As soon as an internship is activated, the system should provide the involved student and company with a satisfaction questionnaire </w:t>
-      </w:r>
-      <w:proofErr w:type="gramStart"/>
-      <w:r>
-        <w:rPr>
-          <w:lang w:val="en-US"/>
-        </w:rPr>
-        <w:t>in order to</w:t>
-      </w:r>
-      <w:proofErr w:type="gramEnd"/>
-      <w:r>
-        <w:rPr>
-          <w:lang w:val="en-US"/>
-        </w:rPr>
-        <w:t xml:space="preserve"> collect information about that internship (such as feedback and suggestions).</w:t>
-      </w:r>
-    </w:p>
-    <w:p>
-      <w:pPr>
-        <w:rPr>
-          <w:lang w:val="en-US"/>
-        </w:rPr>
-      </w:pPr>
-      <w:r>
-        <w:rPr>
-          <w:lang w:val="en-US"/>
-        </w:rPr>
-        <w:t>[R</w:t>
-      </w:r>
-      <w:r>
-        <w:rPr>
-          <w:lang w:val="en-US"/>
-        </w:rPr>
-        <w:t>53</w:t>
-      </w:r>
-      <w:r>
-        <w:rPr>
-          <w:lang w:val="en-US"/>
-        </w:rPr>
-        <w:t xml:space="preserve">] As soon as a student and company match, the system should provide both with a satisfaction questionnaire </w:t>
-      </w:r>
-      <w:proofErr w:type="gramStart"/>
-      <w:r>
-        <w:rPr>
-          <w:lang w:val="en-US"/>
-        </w:rPr>
-        <w:t>in order to</w:t>
-      </w:r>
-      <w:proofErr w:type="gramEnd"/>
-      <w:r>
-        <w:rPr>
-          <w:lang w:val="en-US"/>
-        </w:rPr>
-        <w:t xml:space="preserve"> collect information about the related matching process (such as feedback and suggestions).</w:t>
+        <w:t xml:space="preserve">] The system should be able to </w:t>
+      </w:r>
+      <w:r>
+        <w:rPr>
+          <w:b/>
+          <w:bCs/>
+          <w:lang w:val="en-US"/>
+        </w:rPr>
+        <w:t xml:space="preserve">recommend </w:t>
+      </w:r>
+      <w:r>
+        <w:rPr>
+          <w:b/>
+          <w:bCs/>
+          <w:lang w:val="en-US"/>
+        </w:rPr>
+        <w:t xml:space="preserve">published </w:t>
+      </w:r>
+      <w:r>
+        <w:rPr>
+          <w:b/>
+          <w:bCs/>
+          <w:lang w:val="en-US"/>
+        </w:rPr>
+        <w:t>internships</w:t>
+      </w:r>
+      <w:r>
+        <w:rPr>
+          <w:lang w:val="en-US"/>
+        </w:rPr>
+        <w:t xml:space="preserve"> to the students by </w:t>
+      </w:r>
+      <w:r>
+        <w:rPr>
+          <w:b/>
+          <w:bCs/>
+          <w:lang w:val="en-US"/>
+        </w:rPr>
+        <w:t>matching keywords</w:t>
+      </w:r>
+      <w:r>
+        <w:rPr>
+          <w:lang w:val="en-US"/>
+        </w:rPr>
+        <w:t xml:space="preserve"> between their CVs and</w:t>
+      </w:r>
+      <w:r>
+        <w:rPr>
+          <w:lang w:val="en-US"/>
+        </w:rPr>
+        <w:t xml:space="preserve"> the</w:t>
+      </w:r>
+      <w:r>
+        <w:rPr>
+          <w:lang w:val="en-US"/>
+        </w:rPr>
+        <w:t xml:space="preserve"> internships’ documents.</w:t>
       </w:r>
     </w:p>
     <w:p>
@@ -2774,37 +3529,27 @@
         <w:rPr>
           <w:lang w:val="en-US"/>
         </w:rPr>
-        <w:t>54</w:t>
-      </w:r>
-      <w:r>
-        <w:rPr>
-          <w:lang w:val="en-US"/>
-        </w:rPr>
-        <w:t xml:space="preserve">] The system should be able to recommend </w:t>
-      </w:r>
-      <w:r>
-        <w:rPr>
-          <w:lang w:val="en-US"/>
-        </w:rPr>
-        <w:t xml:space="preserve">published </w:t>
-      </w:r>
-      <w:r>
-        <w:rPr>
-          <w:lang w:val="en-US"/>
-        </w:rPr>
-        <w:t>internships to the students by matching keywords between their CVs and</w:t>
-      </w:r>
-      <w:r>
-        <w:rPr>
-          <w:lang w:val="en-US"/>
-        </w:rPr>
-        <w:t xml:space="preserve"> the</w:t>
-      </w:r>
-      <w:r>
-        <w:rPr>
-          <w:lang w:val="en-US"/>
-        </w:rPr>
-        <w:t xml:space="preserve"> internships’ documents.</w:t>
+        <w:t>48</w:t>
+      </w:r>
+      <w:r>
+        <w:rPr>
+          <w:lang w:val="en-US"/>
+        </w:rPr>
+        <w:t xml:space="preserve">] For each internship, the system should be able to </w:t>
+      </w:r>
+      <w:r>
+        <w:rPr>
+          <w:b/>
+          <w:bCs/>
+          <w:lang w:val="en-US"/>
+        </w:rPr>
+        <w:t>recommend to the corresponding company available students’ CVs by matching keywords</w:t>
+      </w:r>
+      <w:r>
+        <w:rPr>
+          <w:lang w:val="en-US"/>
+        </w:rPr>
+        <w:t xml:space="preserve"> between those and the internship document.</w:t>
       </w:r>
     </w:p>
     <w:p>
@@ -2823,13 +3568,43 @@
         <w:rPr>
           <w:lang w:val="en-US"/>
         </w:rPr>
-        <w:t>55</w:t>
-      </w:r>
-      <w:r>
-        <w:rPr>
-          <w:lang w:val="en-US"/>
-        </w:rPr>
-        <w:t>] For each internship, the system should be able to recommend to the corresponding company available students’ CVs by matching keywords between those and the internship document.</w:t>
+        <w:t>49</w:t>
+      </w:r>
+      <w:r>
+        <w:rPr>
+          <w:lang w:val="en-US"/>
+        </w:rPr>
+        <w:t xml:space="preserve">] The system should be able to </w:t>
+      </w:r>
+      <w:r>
+        <w:rPr>
+          <w:b/>
+          <w:bCs/>
+          <w:lang w:val="en-US"/>
+        </w:rPr>
+        <w:t>evaluate</w:t>
+      </w:r>
+      <w:r>
+        <w:rPr>
+          <w:b/>
+          <w:bCs/>
+          <w:lang w:val="en-US"/>
+        </w:rPr>
+        <w:t xml:space="preserve"> (positively or negatively)</w:t>
+      </w:r>
+      <w:r>
+        <w:rPr>
+          <w:b/>
+          <w:bCs/>
+          <w:lang w:val="en-US"/>
+        </w:rPr>
+        <w:t xml:space="preserve"> a completed match</w:t>
+      </w:r>
+      <w:r>
+        <w:rPr>
+          <w:lang w:val="en-US"/>
+        </w:rPr>
+        <w:t xml:space="preserve"> between a student and an internship offered by a company by analyzing the satisfaction questionnaires filled out by both parties.</w:t>
       </w:r>
     </w:p>
     <w:p>
@@ -2848,25 +3623,47 @@
         <w:rPr>
           <w:lang w:val="en-US"/>
         </w:rPr>
-        <w:t>56</w:t>
-      </w:r>
-      <w:r>
-        <w:rPr>
-          <w:lang w:val="en-US"/>
-        </w:rPr>
-        <w:t>] The system should be able to evaluate</w:t>
-      </w:r>
-      <w:r>
-        <w:rPr>
-          <w:lang w:val="en-US"/>
-        </w:rPr>
-        <w:t xml:space="preserve"> (positively or negatively)</w:t>
-      </w:r>
-      <w:r>
-        <w:rPr>
-          <w:lang w:val="en-US"/>
-        </w:rPr>
-        <w:t xml:space="preserve"> a completed match between a student and an internship offered by a company by analyzing the satisfaction questionnaires filled out by both parties.</w:t>
+        <w:t>5</w:t>
+      </w:r>
+      <w:r>
+        <w:rPr>
+          <w:lang w:val="en-US"/>
+        </w:rPr>
+        <w:t>0</w:t>
+      </w:r>
+      <w:r>
+        <w:rPr>
+          <w:lang w:val="en-US"/>
+        </w:rPr>
+        <w:t xml:space="preserve">] </w:t>
+      </w:r>
+      <w:r>
+        <w:rPr>
+          <w:lang w:val="en-US"/>
+        </w:rPr>
+        <w:t xml:space="preserve">The system should be able to </w:t>
+      </w:r>
+      <w:r>
+        <w:rPr>
+          <w:b/>
+          <w:bCs/>
+          <w:lang w:val="en-US"/>
+        </w:rPr>
+        <w:t xml:space="preserve">associate students’ CVs to </w:t>
+      </w:r>
+      <w:r>
+        <w:rPr>
+          <w:b/>
+          <w:bCs/>
+          <w:lang w:val="en-US"/>
+        </w:rPr>
+        <w:t>similar ones</w:t>
+      </w:r>
+      <w:r>
+        <w:rPr>
+          <w:lang w:val="en-US"/>
+        </w:rPr>
+        <w:t xml:space="preserve"> involved in past completed matches (with internships) by keyword matching among CVs.</w:t>
       </w:r>
     </w:p>
     <w:p>
@@ -2885,25 +3682,33 @@
         <w:rPr>
           <w:lang w:val="en-US"/>
         </w:rPr>
-        <w:t>57</w:t>
-      </w:r>
-      <w:r>
-        <w:rPr>
-          <w:lang w:val="en-US"/>
-        </w:rPr>
-        <w:t xml:space="preserve">] </w:t>
-      </w:r>
-      <w:r>
-        <w:rPr>
-          <w:lang w:val="en-US"/>
-        </w:rPr>
-        <w:t xml:space="preserve">The system should be able to associate students’ CVs to </w:t>
-      </w:r>
-      <w:r>
-        <w:rPr>
-          <w:lang w:val="en-US"/>
-        </w:rPr>
-        <w:t>similar ones involved in past completed matches (with internships) by keyword matching among CVs.</w:t>
+        <w:t>5</w:t>
+      </w:r>
+      <w:r>
+        <w:rPr>
+          <w:lang w:val="en-US"/>
+        </w:rPr>
+        <w:t>1</w:t>
+      </w:r>
+      <w:r>
+        <w:rPr>
+          <w:lang w:val="en-US"/>
+        </w:rPr>
+        <w:t xml:space="preserve">] The system should be able to </w:t>
+      </w:r>
+      <w:r>
+        <w:rPr>
+          <w:b/>
+          <w:bCs/>
+          <w:lang w:val="en-US"/>
+        </w:rPr>
+        <w:t>associate internships to similar ones</w:t>
+      </w:r>
+      <w:r>
+        <w:rPr>
+          <w:lang w:val="en-US"/>
+        </w:rPr>
+        <w:t xml:space="preserve"> involved in past completed matches (with students’ CVs) by keyword matching among internships’ documents.</w:t>
       </w:r>
     </w:p>
     <w:p>
@@ -2922,13 +3727,119 @@
         <w:rPr>
           <w:lang w:val="en-US"/>
         </w:rPr>
-        <w:t>58</w:t>
-      </w:r>
-      <w:r>
-        <w:rPr>
-          <w:lang w:val="en-US"/>
-        </w:rPr>
-        <w:t>] The system should be able to associate internships to similar ones involved in past completed matches (with students’ CVs) by keyword matching among internships’ documents.</w:t>
+        <w:t>5</w:t>
+      </w:r>
+      <w:r>
+        <w:rPr>
+          <w:lang w:val="en-US"/>
+        </w:rPr>
+        <w:t>2</w:t>
+      </w:r>
+      <w:r>
+        <w:rPr>
+          <w:lang w:val="en-US"/>
+        </w:rPr>
+        <w:t xml:space="preserve">] The system should be able to </w:t>
+      </w:r>
+      <w:r>
+        <w:rPr>
+          <w:b/>
+          <w:bCs/>
+          <w:lang w:val="en-US"/>
+        </w:rPr>
+        <w:t xml:space="preserve">recommend </w:t>
+      </w:r>
+      <w:r>
+        <w:rPr>
+          <w:b/>
+          <w:bCs/>
+          <w:lang w:val="en-US"/>
+        </w:rPr>
+        <w:t xml:space="preserve">to </w:t>
+      </w:r>
+      <w:proofErr w:type="gramStart"/>
+      <w:r>
+        <w:rPr>
+          <w:b/>
+          <w:bCs/>
+          <w:lang w:val="en-US"/>
+        </w:rPr>
+        <w:t>students</w:t>
+      </w:r>
+      <w:proofErr w:type="gramEnd"/>
+      <w:r>
+        <w:rPr>
+          <w:b/>
+          <w:bCs/>
+          <w:lang w:val="en-US"/>
+        </w:rPr>
+        <w:t xml:space="preserve"> internships similar</w:t>
+      </w:r>
+      <w:r>
+        <w:rPr>
+          <w:lang w:val="en-US"/>
+        </w:rPr>
+        <w:t xml:space="preserve"> (i.e. associated [R</w:t>
+      </w:r>
+      <w:r>
+        <w:rPr>
+          <w:lang w:val="en-US"/>
+        </w:rPr>
+        <w:t>5</w:t>
+      </w:r>
+      <w:r>
+        <w:rPr>
+          <w:lang w:val="en-US"/>
+        </w:rPr>
+        <w:t>1</w:t>
+      </w:r>
+      <w:r>
+        <w:rPr>
+          <w:lang w:val="en-US"/>
+        </w:rPr>
+        <w:t xml:space="preserve">]) to </w:t>
+      </w:r>
+      <w:r>
+        <w:rPr>
+          <w:lang w:val="en-US"/>
+        </w:rPr>
+        <w:t>ones</w:t>
+      </w:r>
+      <w:r>
+        <w:rPr>
+          <w:lang w:val="en-US"/>
+        </w:rPr>
+        <w:t xml:space="preserve"> whose </w:t>
+      </w:r>
+      <w:r>
+        <w:rPr>
+          <w:lang w:val="en-US"/>
+        </w:rPr>
+        <w:t xml:space="preserve">completed </w:t>
+      </w:r>
+      <w:r>
+        <w:rPr>
+          <w:lang w:val="en-US"/>
+        </w:rPr>
+        <w:t>matching with similar (i.e. associated [R</w:t>
+      </w:r>
+      <w:r>
+        <w:rPr>
+          <w:lang w:val="en-US"/>
+        </w:rPr>
+        <w:t>5</w:t>
+      </w:r>
+      <w:r>
+        <w:rPr>
+          <w:lang w:val="en-US"/>
+        </w:rPr>
+        <w:t>0</w:t>
+      </w:r>
+      <w:r>
+        <w:rPr>
+          <w:lang w:val="en-US"/>
+        </w:rPr>
+        <w:t>]) students was positively evaluated.</w:t>
       </w:r>
     </w:p>
     <w:p>
@@ -2947,39 +3858,39 @@
         <w:rPr>
           <w:lang w:val="en-US"/>
         </w:rPr>
-        <w:t>59</w:t>
-      </w:r>
-      <w:r>
-        <w:rPr>
-          <w:lang w:val="en-US"/>
-        </w:rPr>
-        <w:t xml:space="preserve">] The system should be able to recommend </w:t>
-      </w:r>
-      <w:r>
-        <w:rPr>
-          <w:lang w:val="en-US"/>
-        </w:rPr>
-        <w:t xml:space="preserve">to </w:t>
-      </w:r>
-      <w:proofErr w:type="gramStart"/>
-      <w:r>
-        <w:rPr>
-          <w:lang w:val="en-US"/>
-        </w:rPr>
-        <w:t>students</w:t>
-      </w:r>
-      <w:proofErr w:type="gramEnd"/>
-      <w:r>
-        <w:rPr>
-          <w:lang w:val="en-US"/>
-        </w:rPr>
-        <w:t xml:space="preserve"> internships similar (i.e. associated [R</w:t>
-      </w:r>
-      <w:r>
-        <w:rPr>
-          <w:lang w:val="en-US"/>
-        </w:rPr>
-        <w:t>58</w:t>
+        <w:t>53</w:t>
+      </w:r>
+      <w:r>
+        <w:rPr>
+          <w:lang w:val="en-US"/>
+        </w:rPr>
+        <w:t xml:space="preserve">] For each internship, the system should be able to </w:t>
+      </w:r>
+      <w:r>
+        <w:rPr>
+          <w:b/>
+          <w:bCs/>
+          <w:lang w:val="en-US"/>
+        </w:rPr>
+        <w:t>recommend to the corresponding company students’ CVs similar</w:t>
+      </w:r>
+      <w:r>
+        <w:rPr>
+          <w:lang w:val="en-US"/>
+        </w:rPr>
+        <w:t xml:space="preserve"> (i.e. associated [R</w:t>
+      </w:r>
+      <w:r>
+        <w:rPr>
+          <w:lang w:val="en-US"/>
+        </w:rPr>
+        <w:t>5</w:t>
+      </w:r>
+      <w:r>
+        <w:rPr>
+          <w:lang w:val="en-US"/>
+        </w:rPr>
+        <w:t>0</w:t>
       </w:r>
       <w:r>
         <w:rPr>
@@ -3009,79 +3920,6 @@
         <w:rPr>
           <w:lang w:val="en-US"/>
         </w:rPr>
-        <w:t>matching with similar (i.e. associated [R</w:t>
-      </w:r>
-      <w:r>
-        <w:rPr>
-          <w:lang w:val="en-US"/>
-        </w:rPr>
-        <w:t>57</w:t>
-      </w:r>
-      <w:r>
-        <w:rPr>
-          <w:lang w:val="en-US"/>
-        </w:rPr>
-        <w:t>]) students was positively evaluated.</w:t>
-      </w:r>
-    </w:p>
-    <w:p>
-      <w:pPr>
-        <w:rPr>
-          <w:lang w:val="en-US"/>
-        </w:rPr>
-      </w:pPr>
-      <w:r>
-        <w:rPr>
-          <w:lang w:val="en-US"/>
-        </w:rPr>
-        <w:t>[R</w:t>
-      </w:r>
-      <w:r>
-        <w:rPr>
-          <w:lang w:val="en-US"/>
-        </w:rPr>
-        <w:t>60</w:t>
-      </w:r>
-      <w:r>
-        <w:rPr>
-          <w:lang w:val="en-US"/>
-        </w:rPr>
-        <w:t>] For each internship, the system should be able to recommend to the corresponding company students’ CVs similar (i.e. associated [R</w:t>
-      </w:r>
-      <w:r>
-        <w:rPr>
-          <w:lang w:val="en-US"/>
-        </w:rPr>
-        <w:t>57</w:t>
-      </w:r>
-      <w:r>
-        <w:rPr>
-          <w:lang w:val="en-US"/>
-        </w:rPr>
-        <w:t xml:space="preserve">]) to </w:t>
-      </w:r>
-      <w:r>
-        <w:rPr>
-          <w:lang w:val="en-US"/>
-        </w:rPr>
-        <w:t>ones</w:t>
-      </w:r>
-      <w:r>
-        <w:rPr>
-          <w:lang w:val="en-US"/>
-        </w:rPr>
-        <w:t xml:space="preserve"> whose </w:t>
-      </w:r>
-      <w:r>
-        <w:rPr>
-          <w:lang w:val="en-US"/>
-        </w:rPr>
-        <w:t xml:space="preserve">completed </w:t>
-      </w:r>
-      <w:r>
-        <w:rPr>
-          <w:lang w:val="en-US"/>
-        </w:rPr>
         <w:t>matching with similar (i.e. associated [</w:t>
       </w:r>
       <w:r>
@@ -3094,7 +3932,13 @@
         <w:rPr>
           <w:lang w:val="en-US"/>
         </w:rPr>
-        <w:t>58</w:t>
+        <w:t>5</w:t>
+      </w:r>
+      <w:r>
+        <w:rPr>
+          <w:lang w:val="en-US"/>
+        </w:rPr>
+        <w:t>1</w:t>
       </w:r>
       <w:r>
         <w:rPr>
